--- a/manual/apscale_manual.docx
+++ b/manual/apscale_manual.docx
@@ -74,7 +74,6 @@
           <w:lang w:val="en-US"/>
         </w:rPr>
       </w:pPr>
-      <w:proofErr w:type="spellStart"/>
       <w:r>
         <w:rPr>
           <w:rFonts w:cs="Arial"/>
@@ -84,19 +83,7 @@
           <w:szCs w:val="72"/>
           <w:lang w:val="en-US"/>
         </w:rPr>
-        <w:t>Apscale</w:t>
-      </w:r>
-      <w:proofErr w:type="spellEnd"/>
-      <w:r>
-        <w:rPr>
-          <w:rFonts w:cs="Arial"/>
-          <w:b/>
-          <w:bCs/>
-          <w:sz w:val="72"/>
-          <w:szCs w:val="72"/>
-          <w:lang w:val="en-US"/>
-        </w:rPr>
-        <w:t xml:space="preserve"> manual</w:t>
+        <w:t>Apscale manual</w:t>
       </w:r>
     </w:p>
     <w:p>
@@ -122,7 +109,7 @@
           <w:szCs w:val="24"/>
           <w:lang w:val="en-US"/>
         </w:rPr>
-        <w:t>08</w:t>
+        <w:t>01</w:t>
       </w:r>
       <w:r>
         <w:rPr>
@@ -138,7 +125,7 @@
           <w:szCs w:val="24"/>
           <w:lang w:val="en-US"/>
         </w:rPr>
-        <w:t>8</w:t>
+        <w:t>9</w:t>
       </w:r>
       <w:r>
         <w:rPr>
@@ -146,33 +133,15 @@
           <w:szCs w:val="24"/>
           <w:lang w:val="en-US"/>
         </w:rPr>
-        <w:t xml:space="preserve">.2025, </w:t>
-      </w:r>
-      <w:proofErr w:type="spellStart"/>
+        <w:t>.2025, apscale version 4.</w:t>
+      </w:r>
       <w:r>
         <w:rPr>
           <w:rFonts w:cs="Arial"/>
           <w:szCs w:val="24"/>
           <w:lang w:val="en-US"/>
         </w:rPr>
-        <w:t>apscale</w:t>
-      </w:r>
-      <w:proofErr w:type="spellEnd"/>
-      <w:r>
-        <w:rPr>
-          <w:rFonts w:cs="Arial"/>
-          <w:szCs w:val="24"/>
-          <w:lang w:val="en-US"/>
-        </w:rPr>
-        <w:t xml:space="preserve"> version 4.</w:t>
-      </w:r>
-      <w:r>
-        <w:rPr>
-          <w:rFonts w:cs="Arial"/>
-          <w:szCs w:val="24"/>
-          <w:lang w:val="en-US"/>
-        </w:rPr>
-        <w:t>1</w:t>
+        <w:t>2</w:t>
       </w:r>
       <w:r>
         <w:rPr>
@@ -2745,7 +2714,7 @@
                 <w:noProof/>
                 <w:webHidden/>
               </w:rPr>
-              <w:t>22</w:t>
+              <w:t>23</w:t>
             </w:r>
             <w:r>
               <w:rPr>
@@ -2841,7 +2810,7 @@
                 <w:noProof/>
                 <w:webHidden/>
               </w:rPr>
-              <w:t>23</w:t>
+              <w:t>24</w:t>
             </w:r>
             <w:r>
               <w:rPr>
@@ -2892,7 +2861,6 @@
         </w:rPr>
       </w:pPr>
       <w:bookmarkStart w:id="0" w:name="_Toc205543727"/>
-      <w:proofErr w:type="spellStart"/>
       <w:r>
         <w:rPr>
           <w:b/>
@@ -2902,7 +2870,6 @@
         <w:t>Introduction</w:t>
       </w:r>
       <w:bookmarkEnd w:id="0"/>
-      <w:proofErr w:type="spellEnd"/>
     </w:p>
     <w:p>
       <w:pPr>
@@ -2911,88 +2878,78 @@
           <w:lang w:val="en-US"/>
         </w:rPr>
       </w:pPr>
-      <w:proofErr w:type="spellStart"/>
+      <w:r>
+        <w:rPr>
+          <w:lang w:val="en-US"/>
+        </w:rPr>
+        <w:t>Apscale is a metabarcoding pipeline that handles the most common tasks in metabarcoding pipelines like paired-end merging, primer trimming, quality filtering</w:t>
+      </w:r>
+      <w:r>
+        <w:rPr>
+          <w:lang w:val="en-US"/>
+        </w:rPr>
+        <w:t>,</w:t>
+      </w:r>
+      <w:r>
+        <w:rPr>
+          <w:lang w:val="en-US"/>
+        </w:rPr>
+        <w:t xml:space="preserve"> denoising, swarm and </w:t>
+      </w:r>
+      <w:r>
+        <w:rPr>
+          <w:lang w:val="en-US"/>
+        </w:rPr>
+        <w:t>threshold-based</w:t>
+      </w:r>
+      <w:r>
+        <w:rPr>
+          <w:lang w:val="en-US"/>
+        </w:rPr>
+        <w:t xml:space="preserve"> clustering as well as basic data handling operations such as repl</w:t>
+      </w:r>
+      <w:r>
+        <w:rPr>
+          <w:lang w:val="en-US"/>
+        </w:rPr>
+        <w:t>ic</w:t>
+      </w:r>
+      <w:r>
+        <w:rPr>
+          <w:lang w:val="en-US"/>
+        </w:rPr>
+        <w:t>ate merging and the removal of reads found in the negative controls. It uses a simple command line interface and is configured via a single configuration file. To add metadata to the dataset</w:t>
+      </w:r>
+      <w:r>
+        <w:rPr>
+          <w:lang w:val="en-US"/>
+        </w:rPr>
+        <w:t>,</w:t>
+      </w:r>
+      <w:r>
+        <w:rPr>
+          <w:lang w:val="en-US"/>
+        </w:rPr>
+        <w:t xml:space="preserve"> a simple, browser-based interface </w:t>
+      </w:r>
+      <w:r>
+        <w:rPr>
+          <w:lang w:val="en-US"/>
+        </w:rPr>
+        <w:t>has been</w:t>
+      </w:r>
+      <w:r>
+        <w:rPr>
+          <w:lang w:val="en-US"/>
+        </w:rPr>
+        <w:t xml:space="preserve"> introduced in version 4.0. </w:t>
+      </w:r>
       <w:r>
         <w:rPr>
           <w:lang w:val="en-US"/>
         </w:rPr>
         <w:t>Apscale</w:t>
       </w:r>
-      <w:proofErr w:type="spellEnd"/>
-      <w:r>
-        <w:rPr>
-          <w:lang w:val="en-US"/>
-        </w:rPr>
-        <w:t xml:space="preserve"> is a metabarcoding pipeline that handles the most common tasks in metabarcoding pipelines like paired-end merging, primer trimming, quality filtering</w:t>
-      </w:r>
-      <w:r>
-        <w:rPr>
-          <w:lang w:val="en-US"/>
-        </w:rPr>
-        <w:t>,</w:t>
-      </w:r>
-      <w:r>
-        <w:rPr>
-          <w:lang w:val="en-US"/>
-        </w:rPr>
-        <w:t xml:space="preserve"> denoising, swarm and </w:t>
-      </w:r>
-      <w:r>
-        <w:rPr>
-          <w:lang w:val="en-US"/>
-        </w:rPr>
-        <w:t>threshold-based</w:t>
-      </w:r>
-      <w:r>
-        <w:rPr>
-          <w:lang w:val="en-US"/>
-        </w:rPr>
-        <w:t xml:space="preserve"> clustering as well as basic data handling operations such as repl</w:t>
-      </w:r>
-      <w:r>
-        <w:rPr>
-          <w:lang w:val="en-US"/>
-        </w:rPr>
-        <w:t>ic</w:t>
-      </w:r>
-      <w:r>
-        <w:rPr>
-          <w:lang w:val="en-US"/>
-        </w:rPr>
-        <w:t>ate merging and the removal of reads found in the negative controls. It uses a simple command line interface and is configured via a single configuration file. To add metadata to the dataset</w:t>
-      </w:r>
-      <w:r>
-        <w:rPr>
-          <w:lang w:val="en-US"/>
-        </w:rPr>
-        <w:t>,</w:t>
-      </w:r>
-      <w:r>
-        <w:rPr>
-          <w:lang w:val="en-US"/>
-        </w:rPr>
-        <w:t xml:space="preserve"> a simple, browser-based interface </w:t>
-      </w:r>
-      <w:r>
-        <w:rPr>
-          <w:lang w:val="en-US"/>
-        </w:rPr>
-        <w:t>has been</w:t>
-      </w:r>
-      <w:r>
-        <w:rPr>
-          <w:lang w:val="en-US"/>
-        </w:rPr>
-        <w:t xml:space="preserve"> introduced in version 4.0. </w:t>
-      </w:r>
-      <w:proofErr w:type="spellStart"/>
-      <w:r>
-        <w:rPr>
-          <w:lang w:val="en-US"/>
-        </w:rPr>
-        <w:t>Apscale</w:t>
-      </w:r>
-      <w:proofErr w:type="spellEnd"/>
       <w:r>
         <w:rPr>
           <w:lang w:val="en-US"/>
@@ -3011,21 +2968,7 @@
         <w:rPr>
           <w:lang w:val="en-US"/>
         </w:rPr>
-        <w:t xml:space="preserve">Several different programs are called within the workflow. These include </w:t>
-      </w:r>
-      <w:proofErr w:type="spellStart"/>
-      <w:r>
-        <w:rPr>
-          <w:lang w:val="en-US"/>
-        </w:rPr>
-        <w:t>vsearch</w:t>
-      </w:r>
-      <w:proofErr w:type="spellEnd"/>
-      <w:r>
-        <w:rPr>
-          <w:lang w:val="en-US"/>
-        </w:rPr>
-        <w:t xml:space="preserve"> </w:t>
+        <w:t xml:space="preserve">Several different programs are called within the workflow. These include vsearch </w:t>
       </w:r>
       <w:r>
         <w:rPr>
@@ -3062,21 +3005,7 @@
         <w:rPr>
           <w:lang w:val="en-US"/>
         </w:rPr>
-        <w:t xml:space="preserve">, </w:t>
-      </w:r>
-      <w:proofErr w:type="spellStart"/>
-      <w:r>
-        <w:rPr>
-          <w:lang w:val="en-US"/>
-        </w:rPr>
-        <w:t>cutadapt</w:t>
-      </w:r>
-      <w:proofErr w:type="spellEnd"/>
-      <w:r>
-        <w:rPr>
-          <w:lang w:val="en-US"/>
-        </w:rPr>
-        <w:t xml:space="preserve"> </w:t>
+        <w:t xml:space="preserve">, cutadapt </w:t>
       </w:r>
       <w:r>
         <w:rPr>
@@ -3151,69 +3080,13 @@
         <w:rPr>
           <w:lang w:val="en-US"/>
         </w:rPr>
-        <w:t xml:space="preserve">. Please cite those accordingly, when using </w:t>
-      </w:r>
-      <w:proofErr w:type="spellStart"/>
-      <w:r>
-        <w:rPr>
-          <w:lang w:val="en-US"/>
-        </w:rPr>
-        <w:t>apscale</w:t>
-      </w:r>
-      <w:proofErr w:type="spellEnd"/>
-      <w:r>
-        <w:rPr>
-          <w:lang w:val="en-US"/>
-        </w:rPr>
-        <w:t xml:space="preserve">. </w:t>
-      </w:r>
-      <w:r>
-        <w:rPr>
-          <w:lang w:val="en-US"/>
-        </w:rPr>
-        <w:t xml:space="preserve">A </w:t>
-      </w:r>
-      <w:proofErr w:type="spellStart"/>
-      <w:r>
-        <w:rPr>
-          <w:lang w:val="en-US"/>
-        </w:rPr>
-        <w:t>DuckDB</w:t>
-      </w:r>
-      <w:proofErr w:type="spellEnd"/>
-      <w:r>
-        <w:rPr>
-          <w:lang w:val="en-US"/>
-        </w:rPr>
-        <w:t xml:space="preserve"> backend was introduced in version 4.1. Please also cite the authors of </w:t>
-      </w:r>
-      <w:proofErr w:type="spellStart"/>
-      <w:r>
-        <w:rPr>
-          <w:lang w:val="en-US"/>
-        </w:rPr>
-        <w:t>DuckDB</w:t>
-      </w:r>
-      <w:proofErr w:type="spellEnd"/>
-      <w:r>
-        <w:rPr>
-          <w:lang w:val="en-US"/>
-        </w:rPr>
-        <w:t xml:space="preserve">, they build an amazing tool that makes the current developments in </w:t>
-      </w:r>
-      <w:proofErr w:type="spellStart"/>
-      <w:r>
-        <w:rPr>
-          <w:lang w:val="en-US"/>
-        </w:rPr>
-        <w:t>Apscale</w:t>
-      </w:r>
-      <w:proofErr w:type="spellEnd"/>
-      <w:r>
-        <w:rPr>
-          <w:lang w:val="en-US"/>
-        </w:rPr>
-        <w:t xml:space="preserve"> possible.</w:t>
+        <w:t xml:space="preserve">. Please cite those accordingly, when using apscale. </w:t>
+      </w:r>
+      <w:r>
+        <w:rPr>
+          <w:lang w:val="en-US"/>
+        </w:rPr>
+        <w:t>A DuckDB backend was introduced in version 4.1. Please also cite the authors of DuckDB, they build an amazing tool that makes the current developments in Apscale possible.</w:t>
       </w:r>
     </w:p>
     <w:p>
@@ -3223,19 +3096,11 @@
           <w:lang w:val="en-US"/>
         </w:rPr>
       </w:pPr>
-      <w:proofErr w:type="spellStart"/>
-      <w:r>
-        <w:rPr>
-          <w:lang w:val="en-US"/>
-        </w:rPr>
-        <w:t>Apscale</w:t>
-      </w:r>
-      <w:proofErr w:type="spellEnd"/>
-      <w:r>
-        <w:rPr>
-          <w:lang w:val="en-US"/>
-        </w:rPr>
-        <w:t xml:space="preserve"> </w:t>
+      <w:r>
+        <w:rPr>
+          <w:lang w:val="en-US"/>
+        </w:rPr>
+        <w:t xml:space="preserve">Apscale </w:t>
       </w:r>
       <w:r>
         <w:rPr>
@@ -3304,33 +3169,11 @@
           <w:lang w:val="en-US"/>
         </w:rPr>
       </w:pPr>
-      <w:proofErr w:type="spellStart"/>
-      <w:r>
-        <w:rPr>
-          <w:lang w:val="en-US"/>
-        </w:rPr>
-        <w:t>Apscale</w:t>
-      </w:r>
-      <w:proofErr w:type="spellEnd"/>
-      <w:r>
-        <w:rPr>
-          <w:lang w:val="en-US"/>
-        </w:rPr>
-        <w:t xml:space="preserve"> can be installed on all common operating systems (Windows, Linux, MacOS). </w:t>
-      </w:r>
-      <w:proofErr w:type="spellStart"/>
-      <w:r>
-        <w:rPr>
-          <w:lang w:val="en-US"/>
-        </w:rPr>
-        <w:t>Apscale</w:t>
-      </w:r>
-      <w:proofErr w:type="spellEnd"/>
-      <w:r>
-        <w:rPr>
-          <w:lang w:val="en-US"/>
-        </w:rPr>
-        <w:t xml:space="preserve"> requires Python 3.11 or higher and can be easily installed via pip in any command line</w:t>
+      <w:r>
+        <w:rPr>
+          <w:lang w:val="en-US"/>
+        </w:rPr>
+        <w:t>Apscale can be installed on all common operating systems (Windows, Linux, MacOS). Apscale requires Python 3.11 or higher and can be easily installed via pip in any command line</w:t>
       </w:r>
       <w:r>
         <w:rPr>
@@ -3346,52 +3189,44 @@
           <w:lang w:val="en-US"/>
         </w:rPr>
       </w:pPr>
-      <w:proofErr w:type="gramStart"/>
       <w:r>
         <w:rPr>
           <w:rFonts w:ascii="Consolas" w:hAnsi="Consolas"/>
           <w:highlight w:val="cyan"/>
           <w:lang w:val="en-US"/>
         </w:rPr>
-        <w:t>pip</w:t>
-      </w:r>
-      <w:proofErr w:type="gramEnd"/>
+        <w:t>pip install apscale</w:t>
+      </w:r>
+    </w:p>
+    <w:p>
+      <w:pPr>
+        <w:jc w:val="both"/>
+        <w:rPr>
+          <w:lang w:val="en-US"/>
+        </w:rPr>
+      </w:pPr>
+      <w:r>
+        <w:rPr>
+          <w:lang w:val="en-US"/>
+        </w:rPr>
+        <w:t>To update apscale run:</w:t>
+      </w:r>
+    </w:p>
+    <w:p>
+      <w:pPr>
+        <w:rPr>
+          <w:rFonts w:ascii="Consolas" w:hAnsi="Consolas"/>
+          <w:lang w:val="en-US"/>
+        </w:rPr>
+      </w:pPr>
       <w:r>
         <w:rPr>
           <w:rFonts w:ascii="Consolas" w:hAnsi="Consolas"/>
           <w:highlight w:val="cyan"/>
           <w:lang w:val="en-US"/>
         </w:rPr>
-        <w:t xml:space="preserve"> </w:t>
-      </w:r>
-      <w:proofErr w:type="gramStart"/>
-      <w:r>
-        <w:rPr>
-          <w:rFonts w:ascii="Consolas" w:hAnsi="Consolas"/>
-          <w:highlight w:val="cyan"/>
-          <w:lang w:val="en-US"/>
-        </w:rPr>
-        <w:t>install</w:t>
-      </w:r>
-      <w:proofErr w:type="gramEnd"/>
-      <w:r>
-        <w:rPr>
-          <w:rFonts w:ascii="Consolas" w:hAnsi="Consolas"/>
-          <w:highlight w:val="cyan"/>
-          <w:lang w:val="en-US"/>
-        </w:rPr>
-        <w:t xml:space="preserve"> </w:t>
-      </w:r>
-      <w:proofErr w:type="spellStart"/>
-      <w:r>
-        <w:rPr>
-          <w:rFonts w:ascii="Consolas" w:hAnsi="Consolas"/>
-          <w:highlight w:val="cyan"/>
-          <w:lang w:val="en-US"/>
-        </w:rPr>
-        <w:t>apscale</w:t>
-      </w:r>
-      <w:proofErr w:type="spellEnd"/>
+        <w:t>pip install --upgrade apscale</w:t>
+      </w:r>
     </w:p>
     <w:p>
       <w:pPr>
@@ -3404,48 +3239,20 @@
         <w:rPr>
           <w:lang w:val="en-US"/>
         </w:rPr>
-        <w:t xml:space="preserve">To update </w:t>
-      </w:r>
-      <w:proofErr w:type="spellStart"/>
-      <w:r>
-        <w:rPr>
-          <w:lang w:val="en-US"/>
-        </w:rPr>
-        <w:t>apscale</w:t>
-      </w:r>
-      <w:proofErr w:type="spellEnd"/>
-      <w:r>
-        <w:rPr>
-          <w:lang w:val="en-US"/>
-        </w:rPr>
-        <w:t xml:space="preserve"> run:</w:t>
-      </w:r>
-    </w:p>
-    <w:p>
-      <w:pPr>
-        <w:rPr>
-          <w:rFonts w:ascii="Consolas" w:hAnsi="Consolas"/>
-          <w:lang w:val="en-US"/>
-        </w:rPr>
-      </w:pPr>
-      <w:r>
-        <w:rPr>
-          <w:rFonts w:ascii="Consolas" w:hAnsi="Consolas"/>
-          <w:highlight w:val="cyan"/>
-          <w:lang w:val="en-US"/>
-        </w:rPr>
-        <w:t xml:space="preserve">pip install --upgrade </w:t>
-      </w:r>
-      <w:proofErr w:type="spellStart"/>
-      <w:r>
-        <w:rPr>
-          <w:rFonts w:ascii="Consolas" w:hAnsi="Consolas"/>
-          <w:highlight w:val="cyan"/>
-          <w:lang w:val="en-US"/>
-        </w:rPr>
-        <w:t>apscale</w:t>
-      </w:r>
-      <w:proofErr w:type="spellEnd"/>
+        <w:t xml:space="preserve">Apscale calls vsearch as well as swarm for multiple modules. </w:t>
+      </w:r>
+      <w:r>
+        <w:rPr>
+          <w:lang w:val="en-US"/>
+        </w:rPr>
+        <w:t>Both programs</w:t>
+      </w:r>
+      <w:r>
+        <w:rPr>
+          <w:lang w:val="en-US"/>
+        </w:rPr>
+        <w:t xml:space="preserve"> should be installed and be in PATH to be executed from anywhere on the system.</w:t>
+      </w:r>
     </w:p>
     <w:p>
       <w:pPr>
@@ -3454,68 +3261,12 @@
           <w:lang w:val="en-US"/>
         </w:rPr>
       </w:pPr>
-      <w:proofErr w:type="spellStart"/>
-      <w:r>
-        <w:rPr>
-          <w:lang w:val="en-US"/>
-        </w:rPr>
-        <w:t>Apscale</w:t>
-      </w:r>
-      <w:proofErr w:type="spellEnd"/>
-      <w:r>
-        <w:rPr>
-          <w:lang w:val="en-US"/>
-        </w:rPr>
-        <w:t xml:space="preserve"> calls </w:t>
-      </w:r>
-      <w:proofErr w:type="spellStart"/>
-      <w:r>
-        <w:rPr>
-          <w:lang w:val="en-US"/>
-        </w:rPr>
-        <w:t>vsearch</w:t>
-      </w:r>
-      <w:proofErr w:type="spellEnd"/>
-      <w:r>
-        <w:rPr>
-          <w:lang w:val="en-US"/>
-        </w:rPr>
-        <w:t xml:space="preserve"> as well as swarm for multiple modules. </w:t>
-      </w:r>
-      <w:r>
-        <w:rPr>
-          <w:lang w:val="en-US"/>
-        </w:rPr>
-        <w:t>Both programs</w:t>
-      </w:r>
-      <w:r>
-        <w:rPr>
-          <w:lang w:val="en-US"/>
-        </w:rPr>
-        <w:t xml:space="preserve"> should be installed and be in PATH to be executed from anywhere on the system.</w:t>
-      </w:r>
-    </w:p>
-    <w:p>
-      <w:pPr>
-        <w:jc w:val="both"/>
-        <w:rPr>
-          <w:lang w:val="en-US"/>
-        </w:rPr>
-      </w:pPr>
-      <w:r>
-        <w:rPr>
-          <w:lang w:val="en-US"/>
-        </w:rPr>
-        <w:t xml:space="preserve">Check the </w:t>
-      </w:r>
-      <w:proofErr w:type="spellStart"/>
-      <w:r>
-        <w:rPr>
-          <w:lang w:val="en-US"/>
-        </w:rPr>
-        <w:t>vsearch</w:t>
-      </w:r>
-      <w:proofErr w:type="spellEnd"/>
+      <w:r>
+        <w:rPr>
+          <w:lang w:val="en-US"/>
+        </w:rPr>
+        <w:t>Check the vsearch</w:t>
+      </w:r>
       <w:r>
         <w:rPr>
           <w:lang w:val="en-US"/>
@@ -3526,21 +3277,7 @@
         <w:rPr>
           <w:lang w:val="en-US"/>
         </w:rPr>
-        <w:t xml:space="preserve"> </w:t>
-      </w:r>
-      <w:proofErr w:type="spellStart"/>
-      <w:r>
-        <w:rPr>
-          <w:lang w:val="en-US"/>
-        </w:rPr>
-        <w:t>Github</w:t>
-      </w:r>
-      <w:proofErr w:type="spellEnd"/>
-      <w:r>
-        <w:rPr>
-          <w:lang w:val="en-US"/>
-        </w:rPr>
-        <w:t xml:space="preserve"> page</w:t>
+        <w:t xml:space="preserve"> Github page</w:t>
       </w:r>
       <w:r>
         <w:rPr>
@@ -3618,23 +3355,21 @@
           <w:lang w:val="en-US"/>
         </w:rPr>
       </w:pPr>
-      <w:proofErr w:type="spellStart"/>
       <w:r>
         <w:rPr>
           <w:rFonts w:ascii="Consolas" w:hAnsi="Consolas"/>
           <w:highlight w:val="cyan"/>
           <w:lang w:val="en-US"/>
         </w:rPr>
-        <w:t>vsearch</w:t>
-      </w:r>
-      <w:proofErr w:type="spellEnd"/>
+        <w:t xml:space="preserve">vsearch </w:t>
+      </w:r>
       <w:r>
         <w:rPr>
           <w:rFonts w:ascii="Consolas" w:hAnsi="Consolas"/>
           <w:highlight w:val="cyan"/>
           <w:lang w:val="en-US"/>
         </w:rPr>
-        <w:t xml:space="preserve"> </w:t>
+        <w:t>--</w:t>
       </w:r>
       <w:r>
         <w:rPr>
@@ -3642,35 +3377,25 @@
           <w:highlight w:val="cyan"/>
           <w:lang w:val="en-US"/>
         </w:rPr>
-        <w:t>--</w:t>
-      </w:r>
-      <w:r>
+        <w:t>version</w:t>
+      </w:r>
+    </w:p>
+    <w:p>
+      <w:pPr>
         <w:rPr>
           <w:rFonts w:ascii="Consolas" w:hAnsi="Consolas"/>
           <w:highlight w:val="cyan"/>
           <w:lang w:val="en-US"/>
         </w:rPr>
-        <w:t>version</w:t>
-      </w:r>
-    </w:p>
-    <w:p>
-      <w:pPr>
+      </w:pPr>
+      <w:r>
         <w:rPr>
           <w:rFonts w:ascii="Consolas" w:hAnsi="Consolas"/>
           <w:highlight w:val="cyan"/>
           <w:lang w:val="en-US"/>
         </w:rPr>
-      </w:pPr>
-      <w:proofErr w:type="gramStart"/>
-      <w:r>
-        <w:rPr>
-          <w:rFonts w:ascii="Consolas" w:hAnsi="Consolas"/>
-          <w:highlight w:val="cyan"/>
-          <w:lang w:val="en-US"/>
-        </w:rPr>
         <w:t>swarm --version</w:t>
       </w:r>
-      <w:proofErr w:type="gramEnd"/>
     </w:p>
     <w:p>
       <w:pPr>
@@ -3689,21 +3414,7 @@
         <w:rPr>
           <w:lang w:val="en-US"/>
         </w:rPr>
-        <w:t xml:space="preserve">messages </w:t>
-      </w:r>
-      <w:proofErr w:type="gramStart"/>
-      <w:r>
-        <w:rPr>
-          <w:lang w:val="en-US"/>
-        </w:rPr>
-        <w:t>similar to</w:t>
-      </w:r>
-      <w:proofErr w:type="gramEnd"/>
-      <w:r>
-        <w:rPr>
-          <w:lang w:val="en-US"/>
-        </w:rPr>
-        <w:t xml:space="preserve"> these:</w:t>
+        <w:t>messages similar to these:</w:t>
       </w:r>
     </w:p>
     <w:p>
@@ -3826,16 +3537,8 @@
         <w:rPr>
           <w:lang w:val="en-US"/>
         </w:rPr>
-        <w:t xml:space="preserve"> </w:t>
-      </w:r>
-      <w:proofErr w:type="spellStart"/>
-      <w:r>
-        <w:rPr>
-          <w:lang w:val="en-US"/>
-        </w:rPr>
-        <w:t>cutadapt</w:t>
-      </w:r>
-      <w:proofErr w:type="spellEnd"/>
+        <w:t xml:space="preserve"> cutadapt</w:t>
+      </w:r>
       <w:r>
         <w:rPr>
           <w:lang w:val="en-US"/>
@@ -3850,61 +3553,11 @@
           <w:lang w:val="en-US"/>
         </w:rPr>
       </w:pPr>
-      <w:proofErr w:type="spellStart"/>
-      <w:r>
-        <w:rPr>
-          <w:lang w:val="en-US"/>
-        </w:rPr>
-        <w:t>Apscale</w:t>
-      </w:r>
-      <w:proofErr w:type="spellEnd"/>
-      <w:r>
-        <w:rPr>
-          <w:lang w:val="en-US"/>
-        </w:rPr>
-        <w:t xml:space="preserve"> also calls </w:t>
-      </w:r>
-      <w:proofErr w:type="spellStart"/>
-      <w:r>
-        <w:rPr>
-          <w:lang w:val="en-US"/>
-        </w:rPr>
-        <w:t>cutadapt</w:t>
-      </w:r>
-      <w:proofErr w:type="spellEnd"/>
-      <w:r>
-        <w:rPr>
-          <w:lang w:val="en-US"/>
-        </w:rPr>
-        <w:t xml:space="preserve"> with the primer trimming module. </w:t>
-      </w:r>
-      <w:proofErr w:type="spellStart"/>
-      <w:r>
-        <w:rPr>
-          <w:lang w:val="en-US"/>
-        </w:rPr>
-        <w:t>Cutadapt</w:t>
-      </w:r>
-      <w:proofErr w:type="spellEnd"/>
-      <w:r>
-        <w:rPr>
-          <w:lang w:val="en-US"/>
-        </w:rPr>
-        <w:t xml:space="preserve"> should be downloaded and installed automatically with the </w:t>
-      </w:r>
-      <w:proofErr w:type="spellStart"/>
-      <w:r>
-        <w:rPr>
-          <w:lang w:val="en-US"/>
-        </w:rPr>
-        <w:t>Apscale</w:t>
-      </w:r>
-      <w:proofErr w:type="spellEnd"/>
-      <w:r>
-        <w:rPr>
-          <w:lang w:val="en-US"/>
-        </w:rPr>
-        <w:t xml:space="preserve"> installation. To check this, type:</w:t>
+      <w:r>
+        <w:rPr>
+          <w:lang w:val="en-US"/>
+        </w:rPr>
+        <w:t>Apscale also calls cutadapt with the primer trimming module. Cutadapt should be downloaded and installed automatically with the Apscale installation. To check this, type:</w:t>
       </w:r>
     </w:p>
     <w:p>
@@ -3915,23 +3568,13 @@
           <w:lang w:val="en-US"/>
         </w:rPr>
       </w:pPr>
-      <w:proofErr w:type="spellStart"/>
       <w:r>
         <w:rPr>
           <w:rFonts w:ascii="Consolas" w:hAnsi="Consolas"/>
           <w:highlight w:val="cyan"/>
           <w:lang w:val="en-US"/>
         </w:rPr>
-        <w:t>cutadapt</w:t>
-      </w:r>
-      <w:proofErr w:type="spellEnd"/>
-      <w:r>
-        <w:rPr>
-          <w:rFonts w:ascii="Consolas" w:hAnsi="Consolas"/>
-          <w:highlight w:val="cyan"/>
-          <w:lang w:val="en-US"/>
-        </w:rPr>
-        <w:t xml:space="preserve"> --version</w:t>
+        <w:t>cutadapt --version</w:t>
       </w:r>
     </w:p>
     <w:p>
@@ -4009,7 +3652,6 @@
         </w:rPr>
       </w:pPr>
       <w:bookmarkStart w:id="2" w:name="_Toc205543729"/>
-      <w:proofErr w:type="spellStart"/>
       <w:r>
         <w:rPr>
           <w:b/>
@@ -4018,7 +3660,6 @@
         <w:t>Usage</w:t>
       </w:r>
       <w:bookmarkEnd w:id="2"/>
-      <w:proofErr w:type="spellEnd"/>
     </w:p>
     <w:p>
       <w:pPr>
@@ -4033,48 +3674,14 @@
         </w:rPr>
       </w:pPr>
       <w:bookmarkStart w:id="3" w:name="_Toc205543730"/>
-      <w:proofErr w:type="spellStart"/>
       <w:r>
         <w:rPr>
           <w:b/>
           <w:bCs/>
         </w:rPr>
-        <w:t>Scalability</w:t>
-      </w:r>
-      <w:proofErr w:type="spellEnd"/>
-      <w:r>
-        <w:rPr>
-          <w:b/>
-          <w:bCs/>
-        </w:rPr>
-        <w:t xml:space="preserve"> and </w:t>
-      </w:r>
-      <w:proofErr w:type="spellStart"/>
-      <w:r>
-        <w:rPr>
-          <w:b/>
-          <w:bCs/>
-        </w:rPr>
-        <w:t>resource</w:t>
-      </w:r>
-      <w:proofErr w:type="spellEnd"/>
-      <w:r>
-        <w:rPr>
-          <w:b/>
-          <w:bCs/>
-        </w:rPr>
-        <w:t xml:space="preserve"> </w:t>
-      </w:r>
-      <w:proofErr w:type="spellStart"/>
-      <w:r>
-        <w:rPr>
-          <w:b/>
-          <w:bCs/>
-        </w:rPr>
-        <w:t>requirements</w:t>
+        <w:t>Scalability and resource requirements</w:t>
       </w:r>
       <w:bookmarkEnd w:id="3"/>
-      <w:proofErr w:type="spellEnd"/>
     </w:p>
     <w:p>
       <w:pPr>
@@ -4087,77 +3694,7 @@
         <w:rPr>
           <w:lang w:val="en-US"/>
         </w:rPr>
-        <w:t xml:space="preserve">The main strength of the </w:t>
-      </w:r>
-      <w:proofErr w:type="spellStart"/>
-      <w:r>
-        <w:rPr>
-          <w:lang w:val="en-US"/>
-        </w:rPr>
-        <w:t>Apscale</w:t>
-      </w:r>
-      <w:proofErr w:type="spellEnd"/>
-      <w:r>
-        <w:rPr>
-          <w:lang w:val="en-US"/>
-        </w:rPr>
-        <w:t xml:space="preserve"> pipeline lies in its ability to analyze large to massive datasets with modest resource requirements. In particular, the later modules—such as the generation of read tables—can effortlessly handle millions of distinct sequences across thousands of samples. While </w:t>
-      </w:r>
-      <w:proofErr w:type="spellStart"/>
-      <w:r>
-        <w:rPr>
-          <w:lang w:val="en-US"/>
-        </w:rPr>
-        <w:t>Apscale</w:t>
-      </w:r>
-      <w:proofErr w:type="spellEnd"/>
-      <w:r>
-        <w:rPr>
-          <w:lang w:val="en-US"/>
-        </w:rPr>
-        <w:t xml:space="preserve"> runs on virtually any system, we recommend a minimum of 16 GB of RAM for processing large datasets. </w:t>
-      </w:r>
-      <w:proofErr w:type="spellStart"/>
-      <w:r>
-        <w:rPr>
-          <w:lang w:val="en-US"/>
-        </w:rPr>
-        <w:t>Apscale</w:t>
-      </w:r>
-      <w:proofErr w:type="spellEnd"/>
-      <w:r>
-        <w:rPr>
-          <w:lang w:val="en-US"/>
-        </w:rPr>
-        <w:t xml:space="preserve"> is parallelized by default, automatically utilizing all available CPU cores. Additionally, when memory is insufficient, </w:t>
-      </w:r>
-      <w:proofErr w:type="spellStart"/>
-      <w:r>
-        <w:rPr>
-          <w:lang w:val="en-US"/>
-        </w:rPr>
-        <w:t>Apscale</w:t>
-      </w:r>
-      <w:proofErr w:type="spellEnd"/>
-      <w:r>
-        <w:rPr>
-          <w:lang w:val="en-US"/>
-        </w:rPr>
-        <w:t xml:space="preserve"> will spill data </w:t>
-      </w:r>
-      <w:proofErr w:type="gramStart"/>
-      <w:r>
-        <w:rPr>
-          <w:lang w:val="en-US"/>
-        </w:rPr>
-        <w:t>to</w:t>
-      </w:r>
-      <w:proofErr w:type="gramEnd"/>
-      <w:r>
-        <w:rPr>
-          <w:lang w:val="en-US"/>
-        </w:rPr>
-        <w:t xml:space="preserve"> disk. Although this may slow down processing, it ensures that even the most memory-intensive tasks can be completed.</w:t>
+        <w:t>The main strength of the Apscale pipeline lies in its ability to analyze large to massive datasets with modest resource requirements. In particular, the later modules—such as the generation of read tables—can effortlessly handle millions of distinct sequences across thousands of samples. While Apscale runs on virtually any system, we recommend a minimum of 16 GB of RAM for processing large datasets. Apscale is parallelized by default, automatically utilizing all available CPU cores. Additionally, when memory is insufficient, Apscale will spill data to disk. Although this may slow down processing, it ensures that even the most memory-intensive tasks can be completed.</w:t>
       </w:r>
     </w:p>
     <w:p>
@@ -4173,33 +3710,15 @@
         </w:rPr>
       </w:pPr>
       <w:bookmarkStart w:id="4" w:name="_Toc205543731"/>
-      <w:proofErr w:type="spellStart"/>
       <w:r>
         <w:rPr>
           <w:b/>
           <w:bCs/>
         </w:rPr>
         <w:lastRenderedPageBreak/>
-        <w:t>Creating</w:t>
-      </w:r>
-      <w:proofErr w:type="spellEnd"/>
-      <w:r>
-        <w:rPr>
-          <w:b/>
-          <w:bCs/>
-        </w:rPr>
-        <w:t xml:space="preserve"> a </w:t>
-      </w:r>
-      <w:proofErr w:type="spellStart"/>
-      <w:r>
-        <w:rPr>
-          <w:b/>
-          <w:bCs/>
-        </w:rPr>
-        <w:t>project</w:t>
+        <w:t>Creating a project</w:t>
       </w:r>
       <w:bookmarkEnd w:id="4"/>
-      <w:proofErr w:type="spellEnd"/>
     </w:p>
     <w:p>
       <w:pPr>
@@ -4208,33 +3727,11 @@
           <w:lang w:val="en-US"/>
         </w:rPr>
       </w:pPr>
-      <w:proofErr w:type="spellStart"/>
-      <w:r>
-        <w:rPr>
-          <w:lang w:val="en-US"/>
-        </w:rPr>
-        <w:t>Apscale</w:t>
-      </w:r>
-      <w:proofErr w:type="spellEnd"/>
-      <w:r>
-        <w:rPr>
-          <w:lang w:val="en-US"/>
-        </w:rPr>
-        <w:t xml:space="preserve"> is organized into projects. A project is a directory that contains subdirectories for the different steps of the pipeline, along with a settings file. All data generated by </w:t>
-      </w:r>
-      <w:proofErr w:type="spellStart"/>
-      <w:r>
-        <w:rPr>
-          <w:lang w:val="en-US"/>
-        </w:rPr>
-        <w:t>Apscale</w:t>
-      </w:r>
-      <w:proofErr w:type="spellEnd"/>
-      <w:r>
-        <w:rPr>
-          <w:lang w:val="en-US"/>
-        </w:rPr>
-        <w:t xml:space="preserve"> will be saved in the corresponding subdirectory within the project’s file system.</w:t>
+      <w:r>
+        <w:rPr>
+          <w:lang w:val="en-US"/>
+        </w:rPr>
+        <w:t>Apscale is organized into projects. A project is a directory that contains subdirectories for the different steps of the pipeline, along with a settings file. All data generated by Apscale will be saved in the corresponding subdirectory within the project’s file system.</w:t>
       </w:r>
     </w:p>
     <w:p>
@@ -4259,7 +3756,6 @@
           <w:lang w:val="en-US"/>
         </w:rPr>
       </w:pPr>
-      <w:proofErr w:type="spellStart"/>
       <w:r>
         <w:rPr>
           <w:rFonts w:ascii="Consolas" w:hAnsi="Consolas"/>
@@ -4268,7 +3764,6 @@
         </w:rPr>
         <w:t>apscale</w:t>
       </w:r>
-      <w:proofErr w:type="spellEnd"/>
       <w:r>
         <w:rPr>
           <w:rFonts w:ascii="Consolas" w:hAnsi="Consolas"/>
@@ -4285,7 +3780,6 @@
         </w:rPr>
         <w:t>--</w:t>
       </w:r>
-      <w:proofErr w:type="spellStart"/>
       <w:r>
         <w:rPr>
           <w:rFonts w:ascii="Consolas" w:hAnsi="Consolas"/>
@@ -4294,7 +3788,6 @@
         </w:rPr>
         <w:t>create_project</w:t>
       </w:r>
-      <w:proofErr w:type="spellEnd"/>
       <w:r>
         <w:rPr>
           <w:rFonts w:ascii="Consolas" w:hAnsi="Consolas"/>
@@ -4315,35 +3808,7 @@
         <w:rPr>
           <w:lang w:val="en-US"/>
         </w:rPr>
-        <w:t xml:space="preserve">This command will generate a folder structure </w:t>
-      </w:r>
-      <w:proofErr w:type="gramStart"/>
-      <w:r>
-        <w:rPr>
-          <w:lang w:val="en-US"/>
-        </w:rPr>
-        <w:t>similar to</w:t>
-      </w:r>
-      <w:proofErr w:type="gramEnd"/>
-      <w:r>
-        <w:rPr>
-          <w:lang w:val="en-US"/>
-        </w:rPr>
-        <w:t xml:space="preserve"> the one shown below. If only a project name is provided, </w:t>
-      </w:r>
-      <w:proofErr w:type="spellStart"/>
-      <w:r>
-        <w:rPr>
-          <w:lang w:val="en-US"/>
-        </w:rPr>
-        <w:t>Apscale</w:t>
-      </w:r>
-      <w:proofErr w:type="spellEnd"/>
-      <w:r>
-        <w:rPr>
-          <w:lang w:val="en-US"/>
-        </w:rPr>
-        <w:t xml:space="preserve"> will create the project in the current working directory. To specify a different location, include the full path in the project name</w:t>
+        <w:t>This command will generate a folder structure similar to the one shown below. If only a project name is provided, Apscale will create the project in the current working directory. To specify a different location, include the full path in the project name</w:t>
       </w:r>
       <w:r>
         <w:rPr>
@@ -4456,48 +3921,14 @@
         </w:rPr>
       </w:pPr>
       <w:bookmarkStart w:id="5" w:name="_Toc205543732"/>
-      <w:proofErr w:type="spellStart"/>
       <w:r>
         <w:rPr>
           <w:b/>
           <w:bCs/>
         </w:rPr>
-        <w:t>Configuring</w:t>
-      </w:r>
-      <w:proofErr w:type="spellEnd"/>
-      <w:r>
-        <w:rPr>
-          <w:b/>
-          <w:bCs/>
-        </w:rPr>
-        <w:t xml:space="preserve"> </w:t>
-      </w:r>
-      <w:proofErr w:type="spellStart"/>
-      <w:r>
-        <w:rPr>
-          <w:b/>
-          <w:bCs/>
-        </w:rPr>
-        <w:t>the</w:t>
-      </w:r>
-      <w:proofErr w:type="spellEnd"/>
-      <w:r>
-        <w:rPr>
-          <w:b/>
-          <w:bCs/>
-        </w:rPr>
-        <w:t xml:space="preserve"> </w:t>
-      </w:r>
-      <w:proofErr w:type="spellStart"/>
-      <w:r>
-        <w:rPr>
-          <w:b/>
-          <w:bCs/>
-        </w:rPr>
-        <w:t>settings</w:t>
+        <w:t>Configuring the settings</w:t>
       </w:r>
       <w:bookmarkEnd w:id="5"/>
-      <w:proofErr w:type="spellEnd"/>
     </w:p>
     <w:p>
       <w:pPr>
@@ -4510,49 +3941,7 @@
         <w:rPr>
           <w:lang w:val="en-US"/>
         </w:rPr>
-        <w:t xml:space="preserve">All settings required by </w:t>
-      </w:r>
-      <w:proofErr w:type="spellStart"/>
-      <w:r>
-        <w:rPr>
-          <w:lang w:val="en-US"/>
-        </w:rPr>
-        <w:t>Apscale</w:t>
-      </w:r>
-      <w:proofErr w:type="spellEnd"/>
-      <w:r>
-        <w:rPr>
-          <w:lang w:val="en-US"/>
-        </w:rPr>
-        <w:t xml:space="preserve"> are configured within the project’s settings file. Each processing step has its own sheet in the document. The first tab you’ll see when opening the settings file is "0_general_settings". In this tab, you can define how many CPU cores </w:t>
-      </w:r>
-      <w:proofErr w:type="spellStart"/>
-      <w:r>
-        <w:rPr>
-          <w:lang w:val="en-US"/>
-        </w:rPr>
-        <w:t>Apscale</w:t>
-      </w:r>
-      <w:proofErr w:type="spellEnd"/>
-      <w:r>
-        <w:rPr>
-          <w:lang w:val="en-US"/>
-        </w:rPr>
-        <w:t xml:space="preserve"> should use for processing. By default, it uses the total number of available </w:t>
-      </w:r>
-      <w:proofErr w:type="gramStart"/>
-      <w:r>
-        <w:rPr>
-          <w:lang w:val="en-US"/>
-        </w:rPr>
-        <w:t>cores</w:t>
-      </w:r>
-      <w:proofErr w:type="gramEnd"/>
-      <w:r>
-        <w:rPr>
-          <w:lang w:val="en-US"/>
-        </w:rPr>
-        <w:t xml:space="preserve"> minus two.</w:t>
+        <w:t>All settings required by Apscale are configured within the project’s settings file. Each processing step has its own sheet in the document. The first tab you’ll see when opening the settings file is "0_general_settings". In this tab, you can define how many CPU cores Apscale should use for processing. By default, it uses the total number of available cores minus two.</w:t>
       </w:r>
     </w:p>
     <w:p>
@@ -4566,35 +3955,7 @@
         <w:rPr>
           <w:lang w:val="en-US"/>
         </w:rPr>
-        <w:t xml:space="preserve">You can also set the </w:t>
-      </w:r>
-      <w:proofErr w:type="spellStart"/>
-      <w:r>
-        <w:rPr>
-          <w:lang w:val="en-US"/>
-        </w:rPr>
-        <w:t>gzip</w:t>
-      </w:r>
-      <w:proofErr w:type="spellEnd"/>
-      <w:r>
-        <w:rPr>
-          <w:lang w:val="en-US"/>
-        </w:rPr>
-        <w:t xml:space="preserve"> compression level here. </w:t>
-      </w:r>
-      <w:proofErr w:type="spellStart"/>
-      <w:r>
-        <w:rPr>
-          <w:lang w:val="en-US"/>
-        </w:rPr>
-        <w:t>Apscale</w:t>
-      </w:r>
-      <w:proofErr w:type="spellEnd"/>
-      <w:r>
-        <w:rPr>
-          <w:lang w:val="en-US"/>
-        </w:rPr>
-        <w:t xml:space="preserve"> compresses all output files to conserve disk space. The default compression level is 6, which is suitable for most use cases. If you need to save more space, you can increase it to 9—this will produce smaller files but may slow down processing.</w:t>
+        <w:t>You can also set the gzip compression level here. Apscale compresses all output files to conserve disk space. The default compression level is 6, which is suitable for most use cases. If you need to save more space, you can increase it to 9—this will produce smaller files but may slow down processing.</w:t>
       </w:r>
     </w:p>
     <w:p>
@@ -4734,23 +4095,13 @@
                 <w:lang w:val="en-US"/>
               </w:rPr>
             </w:pPr>
-            <w:proofErr w:type="gramStart"/>
-            <w:r>
-              <w:rPr>
-                <w:sz w:val="20"/>
-                <w:szCs w:val="20"/>
-                <w:lang w:val="en-US"/>
-              </w:rPr>
-              <w:t>cores</w:t>
-            </w:r>
-            <w:proofErr w:type="gramEnd"/>
-            <w:r>
-              <w:rPr>
-                <w:sz w:val="20"/>
-                <w:szCs w:val="20"/>
-                <w:lang w:val="en-US"/>
-              </w:rPr>
-              <w:t xml:space="preserve"> to use</w:t>
+            <w:r>
+              <w:rPr>
+                <w:sz w:val="20"/>
+                <w:szCs w:val="20"/>
+                <w:lang w:val="en-US"/>
+              </w:rPr>
+              <w:t>cores to use</w:t>
             </w:r>
           </w:p>
         </w:tc>
@@ -4810,34 +4161,14 @@
                 <w:lang w:val="en-US"/>
               </w:rPr>
             </w:pPr>
-            <w:proofErr w:type="gramStart"/>
-            <w:r>
-              <w:rPr>
-                <w:sz w:val="20"/>
-                <w:szCs w:val="20"/>
-                <w:lang w:val="en-US"/>
-              </w:rPr>
-              <w:t>Manages</w:t>
-            </w:r>
-            <w:proofErr w:type="gramEnd"/>
-            <w:r>
-              <w:rPr>
-                <w:sz w:val="20"/>
-                <w:szCs w:val="20"/>
-                <w:lang w:val="en-US"/>
-              </w:rPr>
-              <w:t xml:space="preserve"> parallelization in </w:t>
-            </w:r>
-            <w:proofErr w:type="spellStart"/>
-            <w:r>
-              <w:rPr>
-                <w:sz w:val="20"/>
-                <w:szCs w:val="20"/>
-                <w:lang w:val="en-US"/>
-              </w:rPr>
-              <w:t>Apscale</w:t>
-            </w:r>
-            <w:proofErr w:type="spellEnd"/>
+            <w:r>
+              <w:rPr>
+                <w:sz w:val="20"/>
+                <w:szCs w:val="20"/>
+                <w:lang w:val="en-US"/>
+              </w:rPr>
+              <w:t>Manages parallelization in Apscale</w:t>
+            </w:r>
           </w:p>
         </w:tc>
       </w:tr>
@@ -4926,25 +4257,7 @@
                 <w:szCs w:val="20"/>
                 <w:lang w:val="en-US"/>
               </w:rPr>
-              <w:t xml:space="preserve">Controls the </w:t>
-            </w:r>
-            <w:proofErr w:type="spellStart"/>
-            <w:r>
-              <w:rPr>
-                <w:sz w:val="20"/>
-                <w:szCs w:val="20"/>
-                <w:lang w:val="en-US"/>
-              </w:rPr>
-              <w:t>gzip</w:t>
-            </w:r>
-            <w:proofErr w:type="spellEnd"/>
-            <w:r>
-              <w:rPr>
-                <w:sz w:val="20"/>
-                <w:szCs w:val="20"/>
-                <w:lang w:val="en-US"/>
-              </w:rPr>
-              <w:t xml:space="preserve"> compression level. Lower values produce larger files but allow for faster processing; higher values result in smaller files at the cost of increased processing time.</w:t>
+              <w:t>Controls the gzip compression level. Lower values produce larger files but allow for faster processing; higher values result in smaller files at the cost of increased processing time.</w:t>
             </w:r>
           </w:p>
         </w:tc>
@@ -4963,32 +4276,14 @@
         </w:rPr>
       </w:pPr>
       <w:bookmarkStart w:id="6" w:name="_Toc205543733"/>
-      <w:proofErr w:type="spellStart"/>
       <w:r>
         <w:rPr>
           <w:b/>
           <w:bCs/>
         </w:rPr>
-        <w:t>Adding</w:t>
-      </w:r>
-      <w:proofErr w:type="spellEnd"/>
-      <w:r>
-        <w:rPr>
-          <w:b/>
-          <w:bCs/>
-        </w:rPr>
-        <w:t xml:space="preserve"> </w:t>
-      </w:r>
-      <w:proofErr w:type="spellStart"/>
-      <w:r>
-        <w:rPr>
-          <w:b/>
-          <w:bCs/>
-        </w:rPr>
-        <w:t>data</w:t>
+        <w:t>Adding data</w:t>
       </w:r>
       <w:bookmarkEnd w:id="6"/>
-      <w:proofErr w:type="spellEnd"/>
     </w:p>
     <w:p>
       <w:pPr>
@@ -4997,47 +4292,11 @@
           <w:lang w:val="en-US"/>
         </w:rPr>
       </w:pPr>
-      <w:proofErr w:type="spellStart"/>
-      <w:r>
-        <w:rPr>
-          <w:lang w:val="en-US"/>
-        </w:rPr>
-        <w:t>Apscale</w:t>
-      </w:r>
-      <w:proofErr w:type="spellEnd"/>
-      <w:r>
-        <w:rPr>
-          <w:lang w:val="en-US"/>
-        </w:rPr>
-        <w:t xml:space="preserve"> processes demultiplexed paired-end sequencing data. It requires one pair of files per sample, with any consistent naming pattern (e.g., sample1_f1.fastq.gz and sample1_r1.fastq.gz). Input files do not need to be unzipped—</w:t>
-      </w:r>
-      <w:proofErr w:type="spellStart"/>
-      <w:r>
-        <w:rPr>
-          <w:lang w:val="en-US"/>
-        </w:rPr>
-        <w:t>Apscale</w:t>
-      </w:r>
-      <w:proofErr w:type="spellEnd"/>
-      <w:r>
-        <w:rPr>
-          <w:lang w:val="en-US"/>
-        </w:rPr>
-        <w:t xml:space="preserve"> can handle </w:t>
-      </w:r>
-      <w:proofErr w:type="spellStart"/>
-      <w:r>
-        <w:rPr>
-          <w:lang w:val="en-US"/>
-        </w:rPr>
-        <w:t>gzip</w:t>
-      </w:r>
-      <w:proofErr w:type="spellEnd"/>
-      <w:r>
-        <w:rPr>
-          <w:lang w:val="en-US"/>
-        </w:rPr>
-        <w:t>-compressed files directly.</w:t>
+      <w:r>
+        <w:rPr>
+          <w:lang w:val="en-US"/>
+        </w:rPr>
+        <w:t>Apscale processes demultiplexed paired-end sequencing data. It requires one pair of files per sample, with any consistent naming pattern (e.g., sample1_f1.fastq.gz and sample1_r1.fastq.gz). Input files do not need to be unzipped—Apscale can handle gzip-compressed files directly.</w:t>
       </w:r>
     </w:p>
     <w:p>
@@ -5071,21 +4330,7 @@
         <w:rPr>
           <w:lang w:val="en-US"/>
         </w:rPr>
-        <w:t xml:space="preserve">Note that </w:t>
-      </w:r>
-      <w:proofErr w:type="spellStart"/>
-      <w:r>
-        <w:rPr>
-          <w:lang w:val="en-US"/>
-        </w:rPr>
-        <w:t>Apscale</w:t>
-      </w:r>
-      <w:proofErr w:type="spellEnd"/>
-      <w:r>
-        <w:rPr>
-          <w:lang w:val="en-US"/>
-        </w:rPr>
-        <w:t xml:space="preserve"> does not perform demultiplexing itself, as there are many different tagging and barcoding schemes. However, we provide a dedicated tool for this purpose called demultiplexer2, available at: </w:t>
+        <w:t xml:space="preserve">Note that Apscale does not perform demultiplexing itself, as there are many different tagging and barcoding schemes. However, we provide a dedicated tool for this purpose called demultiplexer2, available at: </w:t>
       </w:r>
       <w:hyperlink r:id="rId15" w:history="1">
         <w:r>
@@ -5167,7 +4412,6 @@
           <w:lang w:val="en-US"/>
         </w:rPr>
       </w:pPr>
-      <w:proofErr w:type="spellStart"/>
       <w:r>
         <w:rPr>
           <w:rFonts w:ascii="Consolas" w:hAnsi="Consolas"/>
@@ -5176,7 +4420,6 @@
         </w:rPr>
         <w:t>apscale</w:t>
       </w:r>
-      <w:proofErr w:type="spellEnd"/>
       <w:r>
         <w:rPr>
           <w:rFonts w:ascii="Consolas" w:hAnsi="Consolas"/>
@@ -5191,25 +4434,7 @@
           <w:highlight w:val="cyan"/>
           <w:lang w:val="en-US"/>
         </w:rPr>
-        <w:t>--COMMAND [</w:t>
-      </w:r>
-      <w:proofErr w:type="spellStart"/>
-      <w:r>
-        <w:rPr>
-          <w:rFonts w:ascii="Consolas" w:hAnsi="Consolas"/>
-          <w:highlight w:val="cyan"/>
-          <w:lang w:val="en-US"/>
-        </w:rPr>
-        <w:t>project_path</w:t>
-      </w:r>
-      <w:proofErr w:type="spellEnd"/>
-      <w:r>
-        <w:rPr>
-          <w:rFonts w:ascii="Consolas" w:hAnsi="Consolas"/>
-          <w:highlight w:val="cyan"/>
-          <w:lang w:val="en-US"/>
-        </w:rPr>
-        <w:t>]</w:t>
+        <w:t>--COMMAND [project_path]</w:t>
       </w:r>
     </w:p>
     <w:p>
@@ -5223,30 +4448,8 @@
         <w:rPr>
           <w:lang w:val="en-US"/>
         </w:rPr>
-        <w:t xml:space="preserve">Each processing step also generates a </w:t>
-      </w:r>
-      <w:proofErr w:type="gramStart"/>
-      <w:r>
-        <w:rPr>
-          <w:lang w:val="en-US"/>
-        </w:rPr>
-        <w:t>logfile</w:t>
-      </w:r>
-      <w:proofErr w:type="gramEnd"/>
-      <w:r>
-        <w:rPr>
-          <w:lang w:val="en-US"/>
-        </w:rPr>
-        <w:t xml:space="preserve"> that records detailed information about the step’s </w:t>
-      </w:r>
-      <w:proofErr w:type="gramStart"/>
-      <w:r>
-        <w:rPr>
-          <w:lang w:val="en-US"/>
-        </w:rPr>
-        <w:t>execution..</w:t>
-      </w:r>
-      <w:proofErr w:type="gramEnd"/>
+        <w:t>Each processing step also generates a logfile that records detailed information about the step’s execution..</w:t>
+      </w:r>
     </w:p>
     <w:p>
       <w:pPr>
@@ -5266,50 +4469,9 @@
           <w:b/>
           <w:bCs/>
         </w:rPr>
-        <w:t xml:space="preserve">Running </w:t>
-      </w:r>
-      <w:proofErr w:type="spellStart"/>
-      <w:r>
-        <w:rPr>
-          <w:b/>
-          <w:bCs/>
-        </w:rPr>
-        <w:t>the</w:t>
-      </w:r>
-      <w:proofErr w:type="spellEnd"/>
-      <w:r>
-        <w:rPr>
-          <w:b/>
-          <w:bCs/>
-        </w:rPr>
-        <w:t xml:space="preserve"> </w:t>
-      </w:r>
-      <w:proofErr w:type="spellStart"/>
-      <w:r>
-        <w:rPr>
-          <w:b/>
-          <w:bCs/>
-        </w:rPr>
-        <w:t>full</w:t>
-      </w:r>
-      <w:proofErr w:type="spellEnd"/>
-      <w:r>
-        <w:rPr>
-          <w:b/>
-          <w:bCs/>
-        </w:rPr>
-        <w:t xml:space="preserve"> </w:t>
-      </w:r>
-      <w:proofErr w:type="spellStart"/>
-      <w:r>
-        <w:rPr>
-          <w:b/>
-          <w:bCs/>
-        </w:rPr>
-        <w:t>pipeline</w:t>
+        <w:t>Running the full pipeline</w:t>
       </w:r>
       <w:bookmarkEnd w:id="8"/>
-      <w:proofErr w:type="spellEnd"/>
     </w:p>
     <w:p>
       <w:pPr>
@@ -5333,7 +4495,6 @@
           <w:lang w:val="en-US"/>
         </w:rPr>
       </w:pPr>
-      <w:proofErr w:type="spellStart"/>
       <w:r>
         <w:rPr>
           <w:rFonts w:ascii="Consolas" w:hAnsi="Consolas"/>
@@ -5342,7 +4503,6 @@
         </w:rPr>
         <w:t>apscale</w:t>
       </w:r>
-      <w:proofErr w:type="spellEnd"/>
       <w:r>
         <w:rPr>
           <w:rFonts w:ascii="Consolas" w:hAnsi="Consolas"/>
@@ -5357,43 +4517,7 @@
           <w:highlight w:val="cyan"/>
           <w:lang w:val="en-US"/>
         </w:rPr>
-        <w:t>--</w:t>
-      </w:r>
-      <w:proofErr w:type="spellStart"/>
-      <w:r>
-        <w:rPr>
-          <w:rFonts w:ascii="Consolas" w:hAnsi="Consolas"/>
-          <w:highlight w:val="cyan"/>
-          <w:lang w:val="en-US"/>
-        </w:rPr>
-        <w:t>run_apscale</w:t>
-      </w:r>
-      <w:proofErr w:type="spellEnd"/>
-      <w:r>
-        <w:rPr>
-          <w:rFonts w:ascii="Consolas" w:hAnsi="Consolas"/>
-          <w:highlight w:val="cyan"/>
-          <w:lang w:val="en-US"/>
-        </w:rPr>
-        <w:t xml:space="preserve"> [</w:t>
-      </w:r>
-      <w:proofErr w:type="spellStart"/>
-      <w:r>
-        <w:rPr>
-          <w:rFonts w:ascii="Consolas" w:hAnsi="Consolas"/>
-          <w:highlight w:val="cyan"/>
-          <w:lang w:val="en-US"/>
-        </w:rPr>
-        <w:t>project_path</w:t>
-      </w:r>
-      <w:proofErr w:type="spellEnd"/>
-      <w:r>
-        <w:rPr>
-          <w:rFonts w:ascii="Consolas" w:hAnsi="Consolas"/>
-          <w:highlight w:val="cyan"/>
-          <w:lang w:val="en-US"/>
-        </w:rPr>
-        <w:t>]</w:t>
+        <w:t>--run_apscale [project_path]</w:t>
       </w:r>
     </w:p>
     <w:p>
@@ -5409,33 +4533,15 @@
         </w:rPr>
       </w:pPr>
       <w:bookmarkStart w:id="9" w:name="_Toc205543736"/>
-      <w:proofErr w:type="spellStart"/>
       <w:r>
         <w:rPr>
           <w:b/>
           <w:bCs/>
         </w:rPr>
         <w:lastRenderedPageBreak/>
-        <w:t>Paired</w:t>
-      </w:r>
-      <w:proofErr w:type="spellEnd"/>
-      <w:r>
-        <w:rPr>
-          <w:b/>
-          <w:bCs/>
-        </w:rPr>
-        <w:t xml:space="preserve">-end </w:t>
-      </w:r>
-      <w:proofErr w:type="spellStart"/>
-      <w:r>
-        <w:rPr>
-          <w:b/>
-          <w:bCs/>
-        </w:rPr>
-        <w:t>merging</w:t>
+        <w:t>Paired-end merging</w:t>
       </w:r>
       <w:bookmarkEnd w:id="9"/>
-      <w:proofErr w:type="spellEnd"/>
     </w:p>
     <w:p>
       <w:pPr>
@@ -5460,49 +4566,7 @@
         <w:rPr>
           <w:lang w:val="en-US"/>
         </w:rPr>
-        <w:t xml:space="preserve"> step performed by </w:t>
-      </w:r>
-      <w:proofErr w:type="spellStart"/>
-      <w:r>
-        <w:rPr>
-          <w:lang w:val="en-US"/>
-        </w:rPr>
-        <w:t>Apscale</w:t>
-      </w:r>
-      <w:proofErr w:type="spellEnd"/>
-      <w:r>
-        <w:rPr>
-          <w:lang w:val="en-US"/>
-        </w:rPr>
-        <w:t xml:space="preserve"> is merging </w:t>
-      </w:r>
-      <w:proofErr w:type="gramStart"/>
-      <w:r>
-        <w:rPr>
-          <w:lang w:val="en-US"/>
-        </w:rPr>
-        <w:t>paired-end</w:t>
-      </w:r>
-      <w:proofErr w:type="gramEnd"/>
-      <w:r>
-        <w:rPr>
-          <w:lang w:val="en-US"/>
-        </w:rPr>
-        <w:t xml:space="preserve"> reads using </w:t>
-      </w:r>
-      <w:proofErr w:type="spellStart"/>
-      <w:r>
-        <w:rPr>
-          <w:lang w:val="en-US"/>
-        </w:rPr>
-        <w:t>vsearch</w:t>
-      </w:r>
-      <w:proofErr w:type="spellEnd"/>
-      <w:r>
-        <w:rPr>
-          <w:lang w:val="en-US"/>
-        </w:rPr>
-        <w:t>. The default settings are fairly relaxed to merge the largest possible portion of reads, as quality filtering is handled in later steps.</w:t>
+        <w:t xml:space="preserve"> step performed by Apscale is merging paired-end reads using vsearch. The default settings are fairly relaxed to merge the largest possible portion of reads, as quality filtering is handled in later steps.</w:t>
       </w:r>
     </w:p>
     <w:p>
@@ -5527,7 +4591,6 @@
           <w:lang w:val="en-US"/>
         </w:rPr>
       </w:pPr>
-      <w:proofErr w:type="spellStart"/>
       <w:r>
         <w:rPr>
           <w:rFonts w:ascii="Consolas" w:hAnsi="Consolas"/>
@@ -5536,7 +4599,6 @@
         </w:rPr>
         <w:t>apscale</w:t>
       </w:r>
-      <w:proofErr w:type="spellEnd"/>
       <w:r>
         <w:rPr>
           <w:rFonts w:ascii="Consolas" w:hAnsi="Consolas"/>
@@ -5553,41 +4615,13 @@
         </w:rPr>
         <w:t>--</w:t>
       </w:r>
-      <w:proofErr w:type="spellStart"/>
       <w:r>
         <w:rPr>
           <w:rFonts w:ascii="Consolas" w:hAnsi="Consolas"/>
           <w:highlight w:val="cyan"/>
           <w:lang w:val="en-US"/>
         </w:rPr>
-        <w:t>pe_merging</w:t>
-      </w:r>
-      <w:proofErr w:type="spellEnd"/>
-      <w:r>
-        <w:rPr>
-          <w:rFonts w:ascii="Consolas" w:hAnsi="Consolas"/>
-          <w:highlight w:val="cyan"/>
-          <w:lang w:val="en-US"/>
-        </w:rPr>
-        <w:t xml:space="preserve"> [</w:t>
-      </w:r>
-      <w:proofErr w:type="spellStart"/>
-      <w:r>
-        <w:rPr>
-          <w:rFonts w:ascii="Consolas" w:hAnsi="Consolas"/>
-          <w:highlight w:val="cyan"/>
-          <w:lang w:val="en-US"/>
-        </w:rPr>
-        <w:t>project_path</w:t>
-      </w:r>
-      <w:proofErr w:type="spellEnd"/>
-      <w:r>
-        <w:rPr>
-          <w:rFonts w:ascii="Consolas" w:hAnsi="Consolas"/>
-          <w:highlight w:val="cyan"/>
-          <w:lang w:val="en-US"/>
-        </w:rPr>
-        <w:t>]</w:t>
+        <w:t>pe_merging [project_path]</w:t>
       </w:r>
     </w:p>
     <w:tbl>
@@ -5705,7 +4739,6 @@
                 <w:lang w:val="en-US"/>
               </w:rPr>
             </w:pPr>
-            <w:proofErr w:type="spellStart"/>
             <w:r>
               <w:rPr>
                 <w:sz w:val="20"/>
@@ -5714,7 +4747,6 @@
               </w:rPr>
               <w:t>maxdiffpct</w:t>
             </w:r>
-            <w:proofErr w:type="spellEnd"/>
           </w:p>
         </w:tc>
         <w:tc>
@@ -5797,7 +4829,6 @@
                 <w:lang w:val="en-US"/>
               </w:rPr>
             </w:pPr>
-            <w:proofErr w:type="spellStart"/>
             <w:r>
               <w:rPr>
                 <w:sz w:val="20"/>
@@ -5806,7 +4837,6 @@
               </w:rPr>
               <w:t>maxdiffs</w:t>
             </w:r>
-            <w:proofErr w:type="spellEnd"/>
           </w:p>
         </w:tc>
         <w:tc>
@@ -5863,18 +4893,8 @@
                 <w:szCs w:val="20"/>
                 <w:lang w:val="en-US"/>
               </w:rPr>
-              <w:t xml:space="preserve">Maximum number of non-matching nucleotides allowed in the overlap </w:t>
-            </w:r>
-            <w:proofErr w:type="spellStart"/>
-            <w:r>
-              <w:rPr>
-                <w:sz w:val="20"/>
-                <w:szCs w:val="20"/>
-                <w:lang w:val="en-US"/>
-              </w:rPr>
-              <w:t>reagion</w:t>
-            </w:r>
-            <w:proofErr w:type="spellEnd"/>
+              <w:t>Maximum number of non-matching nucleotides allowed in the overlap reagion</w:t>
+            </w:r>
           </w:p>
         </w:tc>
       </w:tr>
@@ -5891,7 +4911,6 @@
                 <w:lang w:val="en-US"/>
               </w:rPr>
             </w:pPr>
-            <w:proofErr w:type="spellStart"/>
             <w:r>
               <w:rPr>
                 <w:sz w:val="20"/>
@@ -5900,7 +4919,6 @@
               </w:rPr>
               <w:t>minovlen</w:t>
             </w:r>
-            <w:proofErr w:type="spellEnd"/>
           </w:p>
         </w:tc>
         <w:tc>
@@ -5981,18 +4999,9 @@
           <w:b/>
           <w:bCs/>
         </w:rPr>
-        <w:t xml:space="preserve">Primer </w:t>
-      </w:r>
-      <w:proofErr w:type="spellStart"/>
-      <w:r>
-        <w:rPr>
-          <w:b/>
-          <w:bCs/>
-        </w:rPr>
-        <w:t>trimming</w:t>
+        <w:t>Primer trimming</w:t>
       </w:r>
       <w:bookmarkEnd w:id="10"/>
-      <w:proofErr w:type="spellEnd"/>
     </w:p>
     <w:p>
       <w:pPr>
@@ -6005,21 +5014,7 @@
         <w:rPr>
           <w:lang w:val="en-US"/>
         </w:rPr>
-        <w:t xml:space="preserve">The next step performed by </w:t>
-      </w:r>
-      <w:proofErr w:type="spellStart"/>
-      <w:r>
-        <w:rPr>
-          <w:lang w:val="en-US"/>
-        </w:rPr>
-        <w:t>Apscale</w:t>
-      </w:r>
-      <w:proofErr w:type="spellEnd"/>
-      <w:r>
-        <w:rPr>
-          <w:lang w:val="en-US"/>
-        </w:rPr>
-        <w:t xml:space="preserve"> is primer trimming, which removes the primers used for target amplification since they do not contain biologically relevant information.</w:t>
+        <w:t>The next step performed by Apscale is primer trimming, which removes the primers used for target amplification since they do not contain biologically relevant information.</w:t>
       </w:r>
     </w:p>
     <w:p>
@@ -6044,7 +5039,6 @@
           <w:lang w:val="en-US"/>
         </w:rPr>
       </w:pPr>
-      <w:proofErr w:type="spellStart"/>
       <w:r>
         <w:rPr>
           <w:rFonts w:ascii="Consolas" w:hAnsi="Consolas"/>
@@ -6053,7 +5047,6 @@
         </w:rPr>
         <w:t>apscale</w:t>
       </w:r>
-      <w:proofErr w:type="spellEnd"/>
       <w:r>
         <w:rPr>
           <w:rFonts w:ascii="Consolas" w:hAnsi="Consolas"/>
@@ -6070,41 +5063,13 @@
         </w:rPr>
         <w:t>--</w:t>
       </w:r>
-      <w:proofErr w:type="spellStart"/>
       <w:r>
         <w:rPr>
           <w:rFonts w:ascii="Consolas" w:hAnsi="Consolas"/>
           <w:highlight w:val="cyan"/>
           <w:lang w:val="en-US"/>
         </w:rPr>
-        <w:t>primer_trimming</w:t>
-      </w:r>
-      <w:proofErr w:type="spellEnd"/>
-      <w:r>
-        <w:rPr>
-          <w:rFonts w:ascii="Consolas" w:hAnsi="Consolas"/>
-          <w:highlight w:val="cyan"/>
-          <w:lang w:val="en-US"/>
-        </w:rPr>
-        <w:t xml:space="preserve"> [</w:t>
-      </w:r>
-      <w:proofErr w:type="spellStart"/>
-      <w:r>
-        <w:rPr>
-          <w:rFonts w:ascii="Consolas" w:hAnsi="Consolas"/>
-          <w:highlight w:val="cyan"/>
-          <w:lang w:val="en-US"/>
-        </w:rPr>
-        <w:t>project_path</w:t>
-      </w:r>
-      <w:proofErr w:type="spellEnd"/>
-      <w:r>
-        <w:rPr>
-          <w:rFonts w:ascii="Consolas" w:hAnsi="Consolas"/>
-          <w:highlight w:val="cyan"/>
-          <w:lang w:val="en-US"/>
-        </w:rPr>
-        <w:t>]</w:t>
+        <w:t>primer_trimming [project_path]</w:t>
       </w:r>
     </w:p>
     <w:tbl>
@@ -6474,25 +5439,7 @@
                 <w:szCs w:val="20"/>
                 <w:lang w:val="en-US"/>
               </w:rPr>
-              <w:t xml:space="preserve">Whether the read starts directly with the primer sequence or not. If set to False, </w:t>
-            </w:r>
-            <w:proofErr w:type="spellStart"/>
-            <w:r>
-              <w:rPr>
-                <w:sz w:val="20"/>
-                <w:szCs w:val="20"/>
-                <w:lang w:val="en-US"/>
-              </w:rPr>
-              <w:t>Apscale</w:t>
-            </w:r>
-            <w:proofErr w:type="spellEnd"/>
-            <w:r>
-              <w:rPr>
-                <w:sz w:val="20"/>
-                <w:szCs w:val="20"/>
-                <w:lang w:val="en-US"/>
-              </w:rPr>
-              <w:t xml:space="preserve"> will, for example, locate the primer sequence even if it appears after an inline tag.</w:t>
+              <w:t>Whether the read starts directly with the primer sequence or not. If set to False, Apscale will, for example, locate the primer sequence even if it appears after an inline tag.</w:t>
             </w:r>
           </w:p>
         </w:tc>
@@ -6516,18 +5463,9 @@
           <w:b/>
           <w:bCs/>
         </w:rPr>
-        <w:t xml:space="preserve">Quality </w:t>
-      </w:r>
-      <w:proofErr w:type="spellStart"/>
-      <w:r>
-        <w:rPr>
-          <w:b/>
-          <w:bCs/>
-        </w:rPr>
-        <w:t>filtering</w:t>
+        <w:t>Quality filtering</w:t>
       </w:r>
       <w:bookmarkEnd w:id="11"/>
-      <w:proofErr w:type="spellEnd"/>
     </w:p>
     <w:p>
       <w:pPr>
@@ -6540,21 +5478,7 @@
         <w:rPr>
           <w:lang w:val="en-US"/>
         </w:rPr>
-        <w:t xml:space="preserve">After primer trimming, </w:t>
-      </w:r>
-      <w:proofErr w:type="spellStart"/>
-      <w:r>
-        <w:rPr>
-          <w:lang w:val="en-US"/>
-        </w:rPr>
-        <w:t>Apscale</w:t>
-      </w:r>
-      <w:proofErr w:type="spellEnd"/>
-      <w:r>
-        <w:rPr>
-          <w:lang w:val="en-US"/>
-        </w:rPr>
-        <w:t xml:space="preserve"> performs quality filtering. This step filters out reads with an expected error higher than the threshold defined in the settings, as well as sequences whose lengths fall outside the specified target range. Typically, we use a tolerance of ±10 bases around the target length to allow for some biological variation while removing artifacts such as primer dimers.</w:t>
+        <w:t>After primer trimming, Apscale performs quality filtering. This step filters out reads with an expected error higher than the threshold defined in the settings, as well as sequences whose lengths fall outside the specified target range. Typically, we use a tolerance of ±10 bases around the target length to allow for some biological variation while removing artifacts such as primer dimers.</w:t>
       </w:r>
     </w:p>
     <w:p>
@@ -6580,7 +5504,6 @@
           <w:lang w:val="en-US"/>
         </w:rPr>
       </w:pPr>
-      <w:proofErr w:type="spellStart"/>
       <w:r>
         <w:rPr>
           <w:rFonts w:ascii="Consolas" w:hAnsi="Consolas"/>
@@ -6589,7 +5512,6 @@
         </w:rPr>
         <w:t>apscale</w:t>
       </w:r>
-      <w:proofErr w:type="spellEnd"/>
       <w:r>
         <w:rPr>
           <w:rFonts w:ascii="Consolas" w:hAnsi="Consolas"/>
@@ -6604,43 +5526,7 @@
           <w:highlight w:val="cyan"/>
           <w:lang w:val="en-US"/>
         </w:rPr>
-        <w:t>--</w:t>
-      </w:r>
-      <w:proofErr w:type="spellStart"/>
-      <w:r>
-        <w:rPr>
-          <w:rFonts w:ascii="Consolas" w:hAnsi="Consolas"/>
-          <w:highlight w:val="cyan"/>
-          <w:lang w:val="en-US"/>
-        </w:rPr>
-        <w:t>quality_filtering</w:t>
-      </w:r>
-      <w:proofErr w:type="spellEnd"/>
-      <w:r>
-        <w:rPr>
-          <w:rFonts w:ascii="Consolas" w:hAnsi="Consolas"/>
-          <w:highlight w:val="cyan"/>
-          <w:lang w:val="en-US"/>
-        </w:rPr>
-        <w:t xml:space="preserve"> [</w:t>
-      </w:r>
-      <w:proofErr w:type="spellStart"/>
-      <w:r>
-        <w:rPr>
-          <w:rFonts w:ascii="Consolas" w:hAnsi="Consolas"/>
-          <w:highlight w:val="cyan"/>
-          <w:lang w:val="en-US"/>
-        </w:rPr>
-        <w:t>project_path</w:t>
-      </w:r>
-      <w:proofErr w:type="spellEnd"/>
-      <w:r>
-        <w:rPr>
-          <w:rFonts w:ascii="Consolas" w:hAnsi="Consolas"/>
-          <w:highlight w:val="cyan"/>
-          <w:lang w:val="en-US"/>
-        </w:rPr>
-        <w:t>]</w:t>
+        <w:t>--quality_filtering [project_path]</w:t>
       </w:r>
     </w:p>
     <w:p>
@@ -6784,7 +5670,6 @@
                 <w:lang w:val="en-US"/>
               </w:rPr>
             </w:pPr>
-            <w:proofErr w:type="spellStart"/>
             <w:r>
               <w:rPr>
                 <w:sz w:val="20"/>
@@ -6793,7 +5678,6 @@
               </w:rPr>
               <w:t>maxEE</w:t>
             </w:r>
-            <w:proofErr w:type="spellEnd"/>
           </w:p>
         </w:tc>
         <w:tc>
@@ -6858,25 +5742,7 @@
                 <w:szCs w:val="20"/>
                 <w:lang w:val="en-US"/>
               </w:rPr>
-              <w:t xml:space="preserve">Maximum number of expected errors allowed per read before it is filtered out. For example, a value of 1 means that all </w:t>
-            </w:r>
-            <w:proofErr w:type="gramStart"/>
-            <w:r>
-              <w:rPr>
-                <w:sz w:val="20"/>
-                <w:szCs w:val="20"/>
-                <w:lang w:val="en-US"/>
-              </w:rPr>
-              <w:t>reads</w:t>
-            </w:r>
-            <w:proofErr w:type="gramEnd"/>
-            <w:r>
-              <w:rPr>
-                <w:sz w:val="20"/>
-                <w:szCs w:val="20"/>
-                <w:lang w:val="en-US"/>
-              </w:rPr>
-              <w:t xml:space="preserve"> with an expected error greater than or equal to 1 will be removed.</w:t>
+              <w:t>Maximum number of expected errors allowed per read before it is filtered out. For example, a value of 1 means that all reads with an expected error greater than or equal to 1 will be removed.</w:t>
             </w:r>
           </w:p>
         </w:tc>
@@ -7075,7 +5941,6 @@
         </w:rPr>
       </w:pPr>
       <w:bookmarkStart w:id="12" w:name="_Toc205543739"/>
-      <w:proofErr w:type="spellStart"/>
       <w:r>
         <w:rPr>
           <w:b/>
@@ -7084,7 +5949,6 @@
         <w:t>Dereplication</w:t>
       </w:r>
       <w:bookmarkEnd w:id="12"/>
-      <w:proofErr w:type="spellEnd"/>
     </w:p>
     <w:p>
       <w:pPr>
@@ -7109,21 +5973,7 @@
         <w:rPr>
           <w:lang w:val="en-US"/>
         </w:rPr>
-        <w:t xml:space="preserve"> file containing all unique sequences with size annotations (e.g., &gt;seq_</w:t>
-      </w:r>
-      <w:proofErr w:type="gramStart"/>
-      <w:r>
-        <w:rPr>
-          <w:lang w:val="en-US"/>
-        </w:rPr>
-        <w:t>1;size</w:t>
-      </w:r>
-      <w:proofErr w:type="gramEnd"/>
-      <w:r>
-        <w:rPr>
-          <w:lang w:val="en-US"/>
-        </w:rPr>
-        <w:t>=100</w:t>
+        <w:t xml:space="preserve"> file containing all unique sequences with size annotations (e.g., &gt;seq_1;size=100</w:t>
       </w:r>
       <w:r>
         <w:rPr>
@@ -7166,7 +6016,6 @@
           <w:lang w:val="en-US"/>
         </w:rPr>
       </w:pPr>
-      <w:proofErr w:type="spellStart"/>
       <w:r>
         <w:rPr>
           <w:rFonts w:ascii="Consolas" w:hAnsi="Consolas"/>
@@ -7175,7 +6024,6 @@
         </w:rPr>
         <w:t>apscale</w:t>
       </w:r>
-      <w:proofErr w:type="spellEnd"/>
       <w:r>
         <w:rPr>
           <w:rFonts w:ascii="Consolas" w:hAnsi="Consolas"/>
@@ -7190,25 +6038,7 @@
           <w:highlight w:val="cyan"/>
           <w:lang w:val="en-US"/>
         </w:rPr>
-        <w:t>--dereplication [</w:t>
-      </w:r>
-      <w:proofErr w:type="spellStart"/>
-      <w:r>
-        <w:rPr>
-          <w:rFonts w:ascii="Consolas" w:hAnsi="Consolas"/>
-          <w:highlight w:val="cyan"/>
-          <w:lang w:val="en-US"/>
-        </w:rPr>
-        <w:t>project_path</w:t>
-      </w:r>
-      <w:proofErr w:type="spellEnd"/>
-      <w:r>
-        <w:rPr>
-          <w:rFonts w:ascii="Consolas" w:hAnsi="Consolas"/>
-          <w:highlight w:val="cyan"/>
-          <w:lang w:val="en-US"/>
-        </w:rPr>
-        <w:t>]</w:t>
+        <w:t>--dereplication [project_path]</w:t>
       </w:r>
     </w:p>
     <w:tbl>
@@ -7438,21 +6268,7 @@
         <w:rPr>
           <w:lang w:val="en-US"/>
         </w:rPr>
-        <w:t xml:space="preserve">After dereplication, </w:t>
-      </w:r>
-      <w:proofErr w:type="spellStart"/>
-      <w:r>
-        <w:rPr>
-          <w:lang w:val="en-US"/>
-        </w:rPr>
-        <w:t>Apscale</w:t>
-      </w:r>
-      <w:proofErr w:type="spellEnd"/>
-      <w:r>
-        <w:rPr>
-          <w:lang w:val="en-US"/>
-        </w:rPr>
-        <w:t xml:space="preserve"> has been modularized starting with version 4.0.0, meaning that all subsequent modules are optional. These steps can be freely combined, skipped, or disabled entirely, depending on your specific analysis goals. Each module uses the output of the previously executed step as its input, ensuring a flexible and customizable workflow.</w:t>
+        <w:t>After dereplication, Apscale has been modularized starting with version 4.0.0, meaning that all subsequent modules are optional. These steps can be freely combined, skipped, or disabled entirely, depending on your specific analysis goals. Each module uses the output of the previously executed step as its input, ensuring a flexible and customizable workflow.</w:t>
       </w:r>
     </w:p>
     <w:p>
@@ -7550,35 +6366,7 @@
         <w:rPr>
           <w:lang w:val="en-US"/>
         </w:rPr>
-        <w:t xml:space="preserve">The denoising module performs sequence denoising using </w:t>
-      </w:r>
-      <w:proofErr w:type="spellStart"/>
-      <w:r>
-        <w:rPr>
-          <w:lang w:val="en-US"/>
-        </w:rPr>
-        <w:t>vsearch</w:t>
-      </w:r>
-      <w:proofErr w:type="spellEnd"/>
-      <w:r>
-        <w:rPr>
-          <w:lang w:val="en-US"/>
-        </w:rPr>
-        <w:t xml:space="preserve">, processing each sample file individually. Pooling is intentionally avoided to ensure that the resulting sequences remain independent of the overall dataset size. This design choice guarantees that previously processed data remains unaffected when new samples are added and the project is reanalyzed. During denoising, </w:t>
-      </w:r>
-      <w:proofErr w:type="spellStart"/>
-      <w:r>
-        <w:rPr>
-          <w:lang w:val="en-US"/>
-        </w:rPr>
-        <w:t>Apscale</w:t>
-      </w:r>
-      <w:proofErr w:type="spellEnd"/>
-      <w:r>
-        <w:rPr>
-          <w:lang w:val="en-US"/>
-        </w:rPr>
-        <w:t xml:space="preserve"> automatically assigns unique identifiers to each sequence using the SHA3-256 hashing algorithm.</w:t>
+        <w:t>The denoising module performs sequence denoising using vsearch, processing each sample file individually. Pooling is intentionally avoided to ensure that the resulting sequences remain independent of the overall dataset size. This design choice guarantees that previously processed data remains unaffected when new samples are added and the project is reanalyzed. During denoising, Apscale automatically assigns unique identifiers to each sequence using the SHA3-256 hashing algorithm.</w:t>
       </w:r>
     </w:p>
     <w:p>
@@ -7592,21 +6380,7 @@
         <w:rPr>
           <w:lang w:val="en-US"/>
         </w:rPr>
-        <w:t>Several threshold types are available to control which reads are considered for denoising. By default, an absolute threshold is applied (</w:t>
-      </w:r>
-      <w:proofErr w:type="spellStart"/>
-      <w:r>
-        <w:rPr>
-          <w:lang w:val="en-US"/>
-        </w:rPr>
-        <w:t>minsize</w:t>
-      </w:r>
-      <w:proofErr w:type="spellEnd"/>
-      <w:r>
-        <w:rPr>
-          <w:lang w:val="en-US"/>
-        </w:rPr>
-        <w:t xml:space="preserve"> = 4), meaning that only sequences with an abundance of four or more are retained—effectively removing a substantial amount of low-abundance noise. Alternatively, a relative threshold can be used to retain only those sequences that represent a defined percentage of the sample’s total read count (e.g., 0.01%).</w:t>
+        <w:t>Several threshold types are available to control which reads are considered for denoising. By default, an absolute threshold is applied (minsize = 4), meaning that only sequences with an abundance of four or more are retained—effectively removing a substantial amount of low-abundance noise. Alternatively, a relative threshold can be used to retain only those sequences that represent a defined percentage of the sample’s total read count (e.g., 0.01%).</w:t>
       </w:r>
     </w:p>
     <w:p>
@@ -7645,7 +6419,6 @@
           <w:lang w:val="en-US"/>
         </w:rPr>
       </w:pPr>
-      <w:proofErr w:type="spellStart"/>
       <w:r>
         <w:rPr>
           <w:rFonts w:ascii="Consolas" w:hAnsi="Consolas"/>
@@ -7655,7 +6428,6 @@
         <w:lastRenderedPageBreak/>
         <w:t>apscale</w:t>
       </w:r>
-      <w:proofErr w:type="spellEnd"/>
       <w:r>
         <w:rPr>
           <w:rFonts w:ascii="Consolas" w:hAnsi="Consolas"/>
@@ -7670,25 +6442,7 @@
           <w:highlight w:val="cyan"/>
           <w:lang w:val="en-US"/>
         </w:rPr>
-        <w:t>--denoising [</w:t>
-      </w:r>
-      <w:proofErr w:type="spellStart"/>
-      <w:r>
-        <w:rPr>
-          <w:rFonts w:ascii="Consolas" w:hAnsi="Consolas"/>
-          <w:highlight w:val="cyan"/>
-          <w:lang w:val="en-US"/>
-        </w:rPr>
-        <w:t>project_path</w:t>
-      </w:r>
-      <w:proofErr w:type="spellEnd"/>
-      <w:r>
-        <w:rPr>
-          <w:rFonts w:ascii="Consolas" w:hAnsi="Consolas"/>
-          <w:highlight w:val="cyan"/>
-          <w:lang w:val="en-US"/>
-        </w:rPr>
-        <w:t>]</w:t>
+        <w:t>--denoising [project_path]</w:t>
       </w:r>
     </w:p>
     <w:tbl>
@@ -7946,18 +6700,8 @@
                 <w:szCs w:val="20"/>
                 <w:lang w:val="en-US"/>
               </w:rPr>
-              <w:t xml:space="preserve">1 – </w:t>
-            </w:r>
-            <w:proofErr w:type="spellStart"/>
-            <w:r>
-              <w:rPr>
-                <w:sz w:val="20"/>
-                <w:szCs w:val="20"/>
-                <w:lang w:val="en-US"/>
-              </w:rPr>
-              <w:t>inifity</w:t>
-            </w:r>
-            <w:proofErr w:type="spellEnd"/>
+              <w:t>1 – inifity</w:t>
+            </w:r>
           </w:p>
         </w:tc>
         <w:tc>
@@ -7996,23 +6740,13 @@
                 <w:lang w:val="en-US"/>
               </w:rPr>
             </w:pPr>
-            <w:proofErr w:type="spellStart"/>
-            <w:r>
-              <w:rPr>
-                <w:sz w:val="20"/>
-                <w:szCs w:val="20"/>
-                <w:lang w:val="en-US"/>
-              </w:rPr>
-              <w:t>treshold</w:t>
-            </w:r>
-            <w:proofErr w:type="spellEnd"/>
-            <w:r>
-              <w:rPr>
-                <w:sz w:val="20"/>
-                <w:szCs w:val="20"/>
-                <w:lang w:val="en-US"/>
-              </w:rPr>
-              <w:t xml:space="preserve"> type</w:t>
+            <w:r>
+              <w:rPr>
+                <w:sz w:val="20"/>
+                <w:szCs w:val="20"/>
+                <w:lang w:val="en-US"/>
+              </w:rPr>
+              <w:t>treshold type</w:t>
             </w:r>
           </w:p>
         </w:tc>
@@ -8522,7 +7256,6 @@
           <w:lang w:val="en-US"/>
         </w:rPr>
       </w:pPr>
-      <w:proofErr w:type="spellStart"/>
       <w:r>
         <w:rPr>
           <w:rFonts w:ascii="Consolas" w:hAnsi="Consolas"/>
@@ -8531,7 +7264,6 @@
         </w:rPr>
         <w:t>apscale</w:t>
       </w:r>
-      <w:proofErr w:type="spellEnd"/>
       <w:r>
         <w:rPr>
           <w:rFonts w:ascii="Consolas" w:hAnsi="Consolas"/>
@@ -8548,41 +7280,13 @@
         </w:rPr>
         <w:t>--</w:t>
       </w:r>
-      <w:proofErr w:type="spellStart"/>
       <w:r>
         <w:rPr>
           <w:rFonts w:ascii="Consolas" w:hAnsi="Consolas"/>
           <w:highlight w:val="cyan"/>
           <w:lang w:val="en-US"/>
         </w:rPr>
-        <w:t>replicate_merging</w:t>
-      </w:r>
-      <w:proofErr w:type="spellEnd"/>
-      <w:r>
-        <w:rPr>
-          <w:rFonts w:ascii="Consolas" w:hAnsi="Consolas"/>
-          <w:highlight w:val="cyan"/>
-          <w:lang w:val="en-US"/>
-        </w:rPr>
-        <w:t xml:space="preserve"> [</w:t>
-      </w:r>
-      <w:proofErr w:type="spellStart"/>
-      <w:r>
-        <w:rPr>
-          <w:rFonts w:ascii="Consolas" w:hAnsi="Consolas"/>
-          <w:highlight w:val="cyan"/>
-          <w:lang w:val="en-US"/>
-        </w:rPr>
-        <w:t>project_path</w:t>
-      </w:r>
-      <w:proofErr w:type="spellEnd"/>
-      <w:r>
-        <w:rPr>
-          <w:rFonts w:ascii="Consolas" w:hAnsi="Consolas"/>
-          <w:highlight w:val="cyan"/>
-          <w:lang w:val="en-US"/>
-        </w:rPr>
-        <w:t>]</w:t>
+        <w:t>replicate_merging [project_path]</w:t>
       </w:r>
     </w:p>
     <w:tbl>
@@ -9057,6 +7761,9 @@
         </w:rPr>
       </w:pPr>
       <w:r>
+        <w:rPr>
+          <w:noProof/>
+        </w:rPr>
         <w:drawing>
           <wp:inline distT="0" distB="0" distL="0" distR="0" wp14:anchorId="4F102045" wp14:editId="06C79514">
             <wp:extent cx="4619625" cy="389890"/>
@@ -9186,6 +7893,9 @@
         </w:rPr>
       </w:pPr>
       <w:r>
+        <w:rPr>
+          <w:noProof/>
+        </w:rPr>
         <w:drawing>
           <wp:inline distT="0" distB="0" distL="0" distR="0" wp14:anchorId="3AE4CA75" wp14:editId="309DEDC4">
             <wp:extent cx="4619625" cy="771525"/>
@@ -9317,7 +8027,6 @@
           <w:lang w:val="en-US"/>
         </w:rPr>
       </w:pPr>
-      <w:proofErr w:type="spellStart"/>
       <w:r>
         <w:rPr>
           <w:rFonts w:ascii="Consolas" w:hAnsi="Consolas"/>
@@ -9326,7 +8035,6 @@
         </w:rPr>
         <w:t>apscale</w:t>
       </w:r>
-      <w:proofErr w:type="spellEnd"/>
       <w:r>
         <w:rPr>
           <w:rFonts w:ascii="Consolas" w:hAnsi="Consolas"/>
@@ -9341,43 +8049,7 @@
           <w:highlight w:val="cyan"/>
           <w:lang w:val="en-US"/>
         </w:rPr>
-        <w:t>--</w:t>
-      </w:r>
-      <w:proofErr w:type="spellStart"/>
-      <w:r>
-        <w:rPr>
-          <w:rFonts w:ascii="Consolas" w:hAnsi="Consolas"/>
-          <w:highlight w:val="cyan"/>
-          <w:lang w:val="en-US"/>
-        </w:rPr>
-        <w:t>nc_removal</w:t>
-      </w:r>
-      <w:proofErr w:type="spellEnd"/>
-      <w:r>
-        <w:rPr>
-          <w:rFonts w:ascii="Consolas" w:hAnsi="Consolas"/>
-          <w:highlight w:val="cyan"/>
-          <w:lang w:val="en-US"/>
-        </w:rPr>
-        <w:t xml:space="preserve"> [</w:t>
-      </w:r>
-      <w:proofErr w:type="spellStart"/>
-      <w:r>
-        <w:rPr>
-          <w:rFonts w:ascii="Consolas" w:hAnsi="Consolas"/>
-          <w:highlight w:val="cyan"/>
-          <w:lang w:val="en-US"/>
-        </w:rPr>
-        <w:t>project_path</w:t>
-      </w:r>
-      <w:proofErr w:type="spellEnd"/>
-      <w:r>
-        <w:rPr>
-          <w:rFonts w:ascii="Consolas" w:hAnsi="Consolas"/>
-          <w:highlight w:val="cyan"/>
-          <w:lang w:val="en-US"/>
-        </w:rPr>
-        <w:t>]</w:t>
+        <w:t>--nc_removal [project_path]</w:t>
       </w:r>
     </w:p>
     <w:p>
@@ -9527,25 +8199,7 @@
                 <w:szCs w:val="20"/>
                 <w:lang w:val="en-US"/>
               </w:rPr>
-              <w:t xml:space="preserve">perform </w:t>
-            </w:r>
-            <w:proofErr w:type="spellStart"/>
-            <w:r>
-              <w:rPr>
-                <w:sz w:val="20"/>
-                <w:szCs w:val="20"/>
-                <w:lang w:val="en-US"/>
-              </w:rPr>
-              <w:t>nc</w:t>
-            </w:r>
-            <w:proofErr w:type="spellEnd"/>
-            <w:r>
-              <w:rPr>
-                <w:sz w:val="20"/>
-                <w:szCs w:val="20"/>
-                <w:lang w:val="en-US"/>
-              </w:rPr>
-              <w:t xml:space="preserve"> removal</w:t>
+              <w:t>perform nc removal</w:t>
             </w:r>
           </w:p>
         </w:tc>
@@ -9611,25 +8265,7 @@
                 <w:szCs w:val="20"/>
                 <w:lang w:val="en-US"/>
               </w:rPr>
-              <w:t xml:space="preserve">Enables or disables the </w:t>
-            </w:r>
-            <w:proofErr w:type="spellStart"/>
-            <w:r>
-              <w:rPr>
-                <w:sz w:val="20"/>
-                <w:szCs w:val="20"/>
-                <w:lang w:val="en-US"/>
-              </w:rPr>
-              <w:t>nc</w:t>
-            </w:r>
-            <w:proofErr w:type="spellEnd"/>
-            <w:r>
-              <w:rPr>
-                <w:sz w:val="20"/>
-                <w:szCs w:val="20"/>
-                <w:lang w:val="en-US"/>
-              </w:rPr>
-              <w:t xml:space="preserve"> removal module</w:t>
+              <w:t>Enables or disables the nc removal module</w:t>
             </w:r>
           </w:p>
         </w:tc>
@@ -9697,15 +8333,7 @@
                 <w:szCs w:val="20"/>
                 <w:lang w:val="en-US"/>
               </w:rPr>
-              <w:t>Any character</w:t>
-            </w:r>
-            <w:r>
-              <w:rPr>
-                <w:sz w:val="20"/>
-                <w:szCs w:val="20"/>
-                <w:lang w:val="en-US"/>
-              </w:rPr>
-              <w:t>s</w:t>
+              <w:t>Any characters</w:t>
             </w:r>
           </w:p>
         </w:tc>
@@ -9785,35 +8413,7 @@
         <w:rPr>
           <w:lang w:val="en-US"/>
         </w:rPr>
-        <w:t xml:space="preserve">This module generates the read table and performs threshold-based sequence grouping, </w:t>
-      </w:r>
-      <w:proofErr w:type="gramStart"/>
-      <w:r>
-        <w:rPr>
-          <w:lang w:val="en-US"/>
-        </w:rPr>
-        <w:t>similar to</w:t>
-      </w:r>
-      <w:proofErr w:type="gramEnd"/>
-      <w:r>
-        <w:rPr>
-          <w:lang w:val="en-US"/>
-        </w:rPr>
-        <w:t xml:space="preserve"> classical OTU clustering. </w:t>
-      </w:r>
-      <w:proofErr w:type="spellStart"/>
-      <w:r>
-        <w:rPr>
-          <w:lang w:val="en-US"/>
-        </w:rPr>
-        <w:t>Apscale</w:t>
-      </w:r>
-      <w:proofErr w:type="spellEnd"/>
-      <w:r>
-        <w:rPr>
-          <w:lang w:val="en-US"/>
-        </w:rPr>
-        <w:t xml:space="preserve"> always outputs both sequence</w:t>
+        <w:t>This module generates the read table and performs threshold-based sequence grouping, similar to classical OTU clustering. Apscale always outputs both sequence</w:t>
       </w:r>
       <w:r>
         <w:rPr>
@@ -9851,21 +8451,7 @@
         <w:rPr>
           <w:lang w:val="en-US"/>
         </w:rPr>
-        <w:t xml:space="preserve">Additionally, this module creates a “read data store,” a </w:t>
-      </w:r>
-      <w:proofErr w:type="spellStart"/>
-      <w:r>
-        <w:rPr>
-          <w:lang w:val="en-US"/>
-        </w:rPr>
-        <w:t>DuckDB</w:t>
-      </w:r>
-      <w:proofErr w:type="spellEnd"/>
-      <w:r>
-        <w:rPr>
-          <w:lang w:val="en-US"/>
-        </w:rPr>
-        <w:t xml:space="preserve"> (https://duckdb.org/) database that contains comprehensive information about sequences, groups, samples, and read counts. The read data store efficiently handles even very large datasets—potentially billions of sequences—at high speed, without requiring the entire dataset to be loaded into memory. This makes it especially useful for scaling up analyses.</w:t>
+        <w:t>Additionally, this module creates a “read data store,” a DuckDB (https://duckdb.org/) database that contains comprehensive information about sequences, groups, samples, and read counts. The read data store efficiently handles even very large datasets—potentially billions of sequences—at high speed, without requiring the entire dataset to be loaded into memory. This makes it especially useful for scaling up analyses.</w:t>
       </w:r>
     </w:p>
     <w:p>
@@ -9879,21 +8465,7 @@
         <w:rPr>
           <w:lang w:val="en-US"/>
         </w:rPr>
-        <w:t xml:space="preserve">The read data store is extensively used in the </w:t>
-      </w:r>
-      <w:proofErr w:type="spellStart"/>
-      <w:r>
-        <w:rPr>
-          <w:lang w:val="en-US"/>
-        </w:rPr>
-        <w:t>Apscale</w:t>
-      </w:r>
-      <w:proofErr w:type="spellEnd"/>
-      <w:r>
-        <w:rPr>
-          <w:lang w:val="en-US"/>
-        </w:rPr>
-        <w:t xml:space="preserve"> analyze module, which is described in the following chapter.</w:t>
+        <w:t>The read data store is extensively used in the Apscale analyze module, which is described in the following chapter.</w:t>
       </w:r>
       <w:r>
         <w:rPr>
@@ -9925,7 +8497,6 @@
           <w:lang w:val="en-US"/>
         </w:rPr>
       </w:pPr>
-      <w:proofErr w:type="spellStart"/>
       <w:r>
         <w:rPr>
           <w:rFonts w:ascii="Consolas" w:hAnsi="Consolas"/>
@@ -9934,7 +8505,6 @@
         </w:rPr>
         <w:t>apscale</w:t>
       </w:r>
-      <w:proofErr w:type="spellEnd"/>
       <w:r>
         <w:rPr>
           <w:rFonts w:ascii="Consolas" w:hAnsi="Consolas"/>
@@ -9949,43 +8519,7 @@
           <w:highlight w:val="cyan"/>
           <w:lang w:val="en-US"/>
         </w:rPr>
-        <w:t>--</w:t>
-      </w:r>
-      <w:proofErr w:type="spellStart"/>
-      <w:r>
-        <w:rPr>
-          <w:rFonts w:ascii="Consolas" w:hAnsi="Consolas"/>
-          <w:highlight w:val="cyan"/>
-          <w:lang w:val="en-US"/>
-        </w:rPr>
-        <w:t>generate_read_table</w:t>
-      </w:r>
-      <w:proofErr w:type="spellEnd"/>
-      <w:r>
-        <w:rPr>
-          <w:rFonts w:ascii="Consolas" w:hAnsi="Consolas"/>
-          <w:highlight w:val="cyan"/>
-          <w:lang w:val="en-US"/>
-        </w:rPr>
-        <w:t xml:space="preserve"> [</w:t>
-      </w:r>
-      <w:proofErr w:type="spellStart"/>
-      <w:r>
-        <w:rPr>
-          <w:rFonts w:ascii="Consolas" w:hAnsi="Consolas"/>
-          <w:highlight w:val="cyan"/>
-          <w:lang w:val="en-US"/>
-        </w:rPr>
-        <w:t>project_path</w:t>
-      </w:r>
-      <w:proofErr w:type="spellEnd"/>
-      <w:r>
-        <w:rPr>
-          <w:rFonts w:ascii="Consolas" w:hAnsi="Consolas"/>
-          <w:highlight w:val="cyan"/>
-          <w:lang w:val="en-US"/>
-        </w:rPr>
-        <w:t>]</w:t>
+        <w:t>--generate_read_table [project_path]</w:t>
       </w:r>
     </w:p>
     <w:tbl>
@@ -10175,23 +8709,7 @@
                 <w:szCs w:val="20"/>
                 <w:lang w:val="en-US"/>
               </w:rPr>
-              <w:t xml:space="preserve">Enables or disables the </w:t>
-            </w:r>
-            <w:r>
-              <w:rPr>
-                <w:sz w:val="20"/>
-                <w:szCs w:val="20"/>
-                <w:lang w:val="en-US"/>
-              </w:rPr>
-              <w:t>read table generation</w:t>
-            </w:r>
-            <w:r>
-              <w:rPr>
-                <w:sz w:val="20"/>
-                <w:szCs w:val="20"/>
-                <w:lang w:val="en-US"/>
-              </w:rPr>
-              <w:t xml:space="preserve"> module</w:t>
+              <w:t>Enables or disables the read table generation module</w:t>
             </w:r>
           </w:p>
         </w:tc>
@@ -10329,21 +8847,7 @@
         <w:rPr>
           <w:lang w:val="en-US"/>
         </w:rPr>
-        <w:t xml:space="preserve">The read data store enables users to perform a variety of useful operations on large datasets. Users can add metadata for samples and sequences, while the </w:t>
-      </w:r>
-      <w:proofErr w:type="gramStart"/>
-      <w:r>
-        <w:rPr>
-          <w:lang w:val="en-US"/>
-        </w:rPr>
-        <w:t>analyze</w:t>
-      </w:r>
-      <w:proofErr w:type="gramEnd"/>
-      <w:r>
-        <w:rPr>
-          <w:lang w:val="en-US"/>
-        </w:rPr>
-        <w:t xml:space="preserve"> module automatically infers corresponding metadata for sequence groups. Additionally, users can harmonize and validate taxonomy via GBIF, upload studies to ENA, and export read tables with custom filters.</w:t>
+        <w:t>The read data store enables users to perform a variety of useful operations on large datasets. Users can add metadata for samples and sequences, while the analyze module automatically infers corresponding metadata for sequence groups. Additionally, users can harmonize and validate taxonomy via GBIF, upload studies to ENA, and export read tables with custom filters.</w:t>
       </w:r>
     </w:p>
     <w:p>
@@ -10360,75 +8864,27 @@
         </w:rPr>
       </w:pPr>
       <w:bookmarkStart w:id="20" w:name="_Toc205543747"/>
-      <w:proofErr w:type="spellStart"/>
       <w:r>
         <w:rPr>
           <w:b/>
           <w:bCs/>
           <w:lang w:val="en-US"/>
         </w:rPr>
-        <w:t>Apscale</w:t>
-      </w:r>
-      <w:proofErr w:type="spellEnd"/>
-      <w:r>
-        <w:rPr>
-          <w:b/>
-          <w:bCs/>
-          <w:lang w:val="en-US"/>
-        </w:rPr>
-        <w:t xml:space="preserve"> </w:t>
-      </w:r>
-      <w:proofErr w:type="gramStart"/>
-      <w:r>
-        <w:rPr>
-          <w:b/>
-          <w:bCs/>
-          <w:lang w:val="en-US"/>
-        </w:rPr>
-        <w:t>analyze</w:t>
+        <w:t>Apscale analyze</w:t>
       </w:r>
       <w:bookmarkEnd w:id="20"/>
-      <w:proofErr w:type="gramEnd"/>
-    </w:p>
-    <w:p>
-      <w:pPr>
-        <w:rPr>
-          <w:lang w:val="en-US"/>
-        </w:rPr>
-      </w:pPr>
-      <w:r>
-        <w:rPr>
-          <w:lang w:val="en-US"/>
-        </w:rPr>
-        <w:t xml:space="preserve">The </w:t>
-      </w:r>
-      <w:proofErr w:type="spellStart"/>
-      <w:r>
-        <w:rPr>
-          <w:lang w:val="en-US"/>
-        </w:rPr>
-        <w:t>Apscale</w:t>
-      </w:r>
-      <w:proofErr w:type="spellEnd"/>
-      <w:r>
-        <w:rPr>
-          <w:lang w:val="en-US"/>
-        </w:rPr>
-        <w:t xml:space="preserve"> analyze module is implemented via </w:t>
-      </w:r>
-      <w:proofErr w:type="spellStart"/>
-      <w:r>
-        <w:rPr>
-          <w:lang w:val="en-US"/>
-        </w:rPr>
-        <w:t>streamlit</w:t>
-      </w:r>
-      <w:proofErr w:type="spellEnd"/>
-      <w:r>
-        <w:rPr>
-          <w:lang w:val="en-US"/>
-        </w:rPr>
-        <w:t xml:space="preserve"> (</w:t>
+    </w:p>
+    <w:p>
+      <w:pPr>
+        <w:rPr>
+          <w:lang w:val="en-US"/>
+        </w:rPr>
+      </w:pPr>
+      <w:r>
+        <w:rPr>
+          <w:lang w:val="en-US"/>
+        </w:rPr>
+        <w:t>The Apscale analyze module is implemented via streamlit (</w:t>
       </w:r>
       <w:hyperlink r:id="rId20" w:history="1">
         <w:r>
@@ -10468,7 +8924,6 @@
           <w:lang w:val="en-US"/>
         </w:rPr>
       </w:pPr>
-      <w:proofErr w:type="spellStart"/>
       <w:r>
         <w:rPr>
           <w:rFonts w:ascii="Consolas" w:hAnsi="Consolas"/>
@@ -10477,7 +8932,6 @@
         </w:rPr>
         <w:t>apscale</w:t>
       </w:r>
-      <w:proofErr w:type="spellEnd"/>
       <w:r>
         <w:rPr>
           <w:rFonts w:ascii="Consolas" w:hAnsi="Consolas"/>
@@ -10492,41 +8946,7 @@
           <w:highlight w:val="cyan"/>
           <w:lang w:val="en-US"/>
         </w:rPr>
-        <w:t>--</w:t>
-      </w:r>
-      <w:r>
-        <w:rPr>
-          <w:rFonts w:ascii="Consolas" w:hAnsi="Consolas"/>
-          <w:highlight w:val="cyan"/>
-          <w:lang w:val="en-US"/>
-        </w:rPr>
-        <w:t>analyze</w:t>
-      </w:r>
-      <w:r>
-        <w:rPr>
-          <w:rFonts w:ascii="Consolas" w:hAnsi="Consolas"/>
-          <w:highlight w:val="cyan"/>
-          <w:lang w:val="en-US"/>
-        </w:rPr>
-        <w:t xml:space="preserve"> [</w:t>
-      </w:r>
-      <w:proofErr w:type="spellStart"/>
-      <w:r>
-        <w:rPr>
-          <w:rFonts w:ascii="Consolas" w:hAnsi="Consolas"/>
-          <w:highlight w:val="cyan"/>
-          <w:lang w:val="en-US"/>
-        </w:rPr>
-        <w:t>project_path</w:t>
-      </w:r>
-      <w:proofErr w:type="spellEnd"/>
-      <w:r>
-        <w:rPr>
-          <w:rFonts w:ascii="Consolas" w:hAnsi="Consolas"/>
-          <w:highlight w:val="cyan"/>
-          <w:lang w:val="en-US"/>
-        </w:rPr>
-        <w:t>]</w:t>
+        <w:t>--analyze [project_path]</w:t>
       </w:r>
     </w:p>
     <w:p>
@@ -10601,6 +9021,7 @@
       </w:pPr>
       <w:r>
         <w:rPr>
+          <w:noProof/>
           <w:lang w:val="en-US"/>
         </w:rPr>
         <w:drawing>
@@ -10660,6 +9081,9 @@
         </w:rPr>
       </w:pPr>
       <w:r>
+        <w:rPr>
+          <w:noProof/>
+        </w:rPr>
         <w:drawing>
           <wp:inline distT="0" distB="0" distL="0" distR="0" wp14:anchorId="069D1365" wp14:editId="2F1AD3BE">
             <wp:extent cx="4007485" cy="1916430"/>
@@ -10746,6 +9170,7 @@
       </w:pPr>
       <w:r>
         <w:rPr>
+          <w:noProof/>
           <w:lang w:val="en-US"/>
         </w:rPr>
         <w:drawing>
@@ -10796,21 +9221,7 @@
         <w:rPr>
           <w:lang w:val="en-US"/>
         </w:rPr>
-        <w:t xml:space="preserve">Currently </w:t>
-      </w:r>
-      <w:proofErr w:type="spellStart"/>
-      <w:r>
-        <w:rPr>
-          <w:lang w:val="en-US"/>
-        </w:rPr>
-        <w:t>Apscale</w:t>
-      </w:r>
-      <w:proofErr w:type="spellEnd"/>
-      <w:r>
-        <w:rPr>
-          <w:lang w:val="en-US"/>
-        </w:rPr>
-        <w:t xml:space="preserve"> supports strings, integers, floating point number, timestamps and Boolean values</w:t>
+        <w:t>Currently Apscale supports strings, integers, floating point number, timestamps and Boolean values</w:t>
       </w:r>
       <w:r>
         <w:rPr>
@@ -10827,6 +9238,7 @@
       </w:pPr>
       <w:r>
         <w:rPr>
+          <w:noProof/>
           <w:lang w:val="en-US"/>
         </w:rPr>
         <w:lastRenderedPageBreak/>
@@ -10985,35 +9397,7 @@
         <w:rPr>
           <w:lang w:val="en-US"/>
         </w:rPr>
-        <w:t xml:space="preserve">. The column can be selected via the dropdown </w:t>
-      </w:r>
-      <w:proofErr w:type="gramStart"/>
-      <w:r>
-        <w:rPr>
-          <w:lang w:val="en-US"/>
-        </w:rPr>
-        <w:t>menu</w:t>
-      </w:r>
-      <w:proofErr w:type="gramEnd"/>
-      <w:r>
-        <w:rPr>
-          <w:lang w:val="en-US"/>
-        </w:rPr>
-        <w:t xml:space="preserve"> and a preview will display all distinct species </w:t>
-      </w:r>
-      <w:proofErr w:type="gramStart"/>
-      <w:r>
-        <w:rPr>
-          <w:lang w:val="en-US"/>
-        </w:rPr>
-        <w:t>name</w:t>
-      </w:r>
-      <w:proofErr w:type="gramEnd"/>
-      <w:r>
-        <w:rPr>
-          <w:lang w:val="en-US"/>
-        </w:rPr>
-        <w:t xml:space="preserve"> found in this column. </w:t>
+        <w:t xml:space="preserve">. The column can be selected via the dropdown menu and a preview will display all distinct species name found in this column. </w:t>
       </w:r>
     </w:p>
     <w:p>
@@ -11025,6 +9409,7 @@
       </w:pPr>
       <w:r>
         <w:rPr>
+          <w:noProof/>
           <w:lang w:val="en-US"/>
         </w:rPr>
         <w:drawing>
@@ -11089,21 +9474,7 @@
           <w:lang w:val="en-US"/>
         </w:rPr>
         <w:lastRenderedPageBreak/>
-        <w:t xml:space="preserve">Once the button is clicked, </w:t>
-      </w:r>
-      <w:proofErr w:type="spellStart"/>
-      <w:r>
-        <w:rPr>
-          <w:lang w:val="en-US"/>
-        </w:rPr>
-        <w:t>Apscale</w:t>
-      </w:r>
-      <w:proofErr w:type="spellEnd"/>
-      <w:r>
-        <w:rPr>
-          <w:lang w:val="en-US"/>
-        </w:rPr>
-        <w:t xml:space="preserve"> will query the GBIF API and add a column named </w:t>
+        <w:t xml:space="preserve">Once the button is clicked, Apscale will query the GBIF API and add a column named </w:t>
       </w:r>
       <w:r>
         <w:rPr>
@@ -11111,14 +9482,12 @@
         </w:rPr>
         <w:t>“</w:t>
       </w:r>
-      <w:proofErr w:type="spellStart"/>
       <w:r>
         <w:rPr>
           <w:lang w:val="en-US"/>
         </w:rPr>
         <w:t>gbif_taxonomy</w:t>
       </w:r>
-      <w:proofErr w:type="spellEnd"/>
       <w:r>
         <w:rPr>
           <w:lang w:val="en-US"/>
@@ -11129,14 +9498,7 @@
         <w:rPr>
           <w:lang w:val="en-US"/>
         </w:rPr>
-        <w:t xml:space="preserve"> to the sequence </w:t>
-      </w:r>
-      <w:proofErr w:type="gramStart"/>
-      <w:r>
-        <w:rPr>
-          <w:lang w:val="en-US"/>
-        </w:rPr>
-        <w:t>metadata.</w:t>
+        <w:t xml:space="preserve"> to the sequence metadata.</w:t>
       </w:r>
       <w:r>
         <w:rPr>
@@ -11144,7 +9506,6 @@
         </w:rPr>
         <w:t>.</w:t>
       </w:r>
-      <w:proofErr w:type="gramEnd"/>
     </w:p>
     <w:p>
       <w:pPr>
@@ -11155,6 +9516,7 @@
       </w:pPr>
       <w:r>
         <w:rPr>
+          <w:noProof/>
           <w:lang w:val="en-US"/>
         </w:rPr>
         <w:drawing>
@@ -11250,21 +9612,7 @@
         <w:rPr>
           <w:lang w:val="en-US"/>
         </w:rPr>
-        <w:t xml:space="preserve">This module validates taxonomy using GBIF occurrence data. It requires both GBIF taxonomy information and geographic coordinates (latitude and longitude) for each sample in the dataset. </w:t>
-      </w:r>
-      <w:proofErr w:type="spellStart"/>
-      <w:r>
-        <w:rPr>
-          <w:lang w:val="en-US"/>
-        </w:rPr>
-        <w:t>Apscale</w:t>
-      </w:r>
-      <w:proofErr w:type="spellEnd"/>
-      <w:r>
-        <w:rPr>
-          <w:lang w:val="en-US"/>
-        </w:rPr>
-        <w:t xml:space="preserve"> calculates a user-defined radius (default: 200 km) around the known occurrences of each sequence, which is then used to assess whether the taxonomic assignment is geographically plausible</w:t>
+        <w:t>This module validates taxonomy using GBIF occurrence data. It requires both GBIF taxonomy information and geographic coordinates (latitude and longitude) for each sample in the dataset. Apscale calculates a user-defined radius (default: 200 km) around the known occurrences of each sequence, which is then used to assess whether the taxonomic assignment is geographically plausible</w:t>
       </w:r>
       <w:r>
         <w:rPr>
@@ -11281,6 +9629,7 @@
       </w:pPr>
       <w:r>
         <w:rPr>
+          <w:noProof/>
           <w:lang w:val="en-US"/>
         </w:rPr>
         <w:drawing>
@@ -11352,10 +9701,10 @@
           <w:lang w:val="en-US"/>
         </w:rPr>
         <w:drawing>
-          <wp:inline distT="0" distB="0" distL="0" distR="0" wp14:anchorId="5C797B21" wp14:editId="679928C0">
-            <wp:extent cx="5760720" cy="5532755"/>
+          <wp:inline distT="0" distB="0" distL="0" distR="0" wp14:anchorId="31B6EE97" wp14:editId="2D3E0812">
+            <wp:extent cx="5760720" cy="7854315"/>
             <wp:effectExtent l="0" t="0" r="0" b="0"/>
-            <wp:docPr id="869094461" name="Grafik 1" descr="Ein Bild, das Text, Karte, Screenshot, Diagramm enthält.&#10;&#10;KI-generierte Inhalte können fehlerhaft sein."/>
+            <wp:docPr id="537403434" name="Grafik 1"/>
             <wp:cNvGraphicFramePr>
               <a:graphicFrameLocks xmlns:a="http://schemas.openxmlformats.org/drawingml/2006/main" noChangeAspect="1"/>
             </wp:cNvGraphicFramePr>
@@ -11363,7 +9712,7 @@
               <a:graphicData uri="http://schemas.openxmlformats.org/drawingml/2006/picture">
                 <pic:pic xmlns:pic="http://schemas.openxmlformats.org/drawingml/2006/picture">
                   <pic:nvPicPr>
-                    <pic:cNvPr id="869094461" name="Grafik 1" descr="Ein Bild, das Text, Karte, Screenshot, Diagramm enthält.&#10;&#10;KI-generierte Inhalte können fehlerhaft sein."/>
+                    <pic:cNvPr id="537403434" name=""/>
                     <pic:cNvPicPr/>
                   </pic:nvPicPr>
                   <pic:blipFill>
@@ -11375,7 +9724,7 @@
                   <pic:spPr>
                     <a:xfrm>
                       <a:off x="0" y="0"/>
-                      <a:ext cx="5760720" cy="5532755"/>
+                      <a:ext cx="5760720" cy="7854315"/>
                     </a:xfrm>
                     <a:prstGeom prst="rect">
                       <a:avLst/>
@@ -11413,57 +9762,12 @@
           <w:lang w:val="en-US"/>
         </w:rPr>
         <w:lastRenderedPageBreak/>
-        <w:t xml:space="preserve">Once the button is clicked, </w:t>
-      </w:r>
-      <w:proofErr w:type="spellStart"/>
-      <w:r>
-        <w:rPr>
-          <w:lang w:val="en-US"/>
-        </w:rPr>
-        <w:t>Apscale</w:t>
-      </w:r>
-      <w:proofErr w:type="spellEnd"/>
-      <w:r>
-        <w:rPr>
-          <w:lang w:val="en-US"/>
-        </w:rPr>
-        <w:t xml:space="preserve"> will validate all species names by checking whether any GBIF records for each species fall within the computed distribution range</w:t>
-      </w:r>
-      <w:r>
-        <w:rPr>
-          <w:lang w:val="en-US"/>
-        </w:rPr>
-        <w:t>.</w:t>
-      </w:r>
-      <w:r>
-        <w:rPr>
-          <w:lang w:val="en-US"/>
-        </w:rPr>
-        <w:t xml:space="preserve"> The result of the validation procedure will be saved to the sequence metadata as either plausible or implausible in a column called “</w:t>
-      </w:r>
-      <w:proofErr w:type="spellStart"/>
-      <w:r>
-        <w:rPr>
-          <w:lang w:val="en-US"/>
-        </w:rPr>
-        <w:t>gbif_validation</w:t>
-      </w:r>
-      <w:proofErr w:type="spellEnd"/>
-      <w:r>
-        <w:rPr>
-          <w:lang w:val="en-US"/>
-        </w:rPr>
-        <w:t>”.</w:t>
-      </w:r>
-      <w:r>
-        <w:rPr>
-          <w:lang w:val="en-US"/>
-        </w:rPr>
-        <w:t xml:space="preserve"> After computation a preview will show the results.</w:t>
-      </w:r>
-    </w:p>
-    <w:p>
-      <w:pPr>
+        <w:t>To initialize a download request GBIF credentials are required once. These will not be saved, and only used once to initialize the download through the GBIF API. Once credentials are entered the download button will become active:</w:t>
+      </w:r>
+    </w:p>
+    <w:p>
+      <w:pPr>
+        <w:jc w:val="both"/>
         <w:rPr>
           <w:lang w:val="en-US"/>
         </w:rPr>
@@ -11473,10 +9777,10 @@
           <w:lang w:val="en-US"/>
         </w:rPr>
         <w:drawing>
-          <wp:inline distT="0" distB="0" distL="0" distR="0" wp14:anchorId="33F75796" wp14:editId="23249622">
-            <wp:extent cx="5760720" cy="4363085"/>
+          <wp:inline distT="0" distB="0" distL="0" distR="0" wp14:anchorId="7CD5ECF8" wp14:editId="79701AD9">
+            <wp:extent cx="5760720" cy="2061210"/>
             <wp:effectExtent l="0" t="0" r="0" b="0"/>
-            <wp:docPr id="948800846" name="Grafik 1" descr="Ein Bild, das Text, Screenshot, Software, Zahl enthält.&#10;&#10;KI-generierte Inhalte können fehlerhaft sein."/>
+            <wp:docPr id="1578426827" name="Grafik 1"/>
             <wp:cNvGraphicFramePr>
               <a:graphicFrameLocks xmlns:a="http://schemas.openxmlformats.org/drawingml/2006/main" noChangeAspect="1"/>
             </wp:cNvGraphicFramePr>
@@ -11484,7 +9788,7 @@
               <a:graphicData uri="http://schemas.openxmlformats.org/drawingml/2006/picture">
                 <pic:pic xmlns:pic="http://schemas.openxmlformats.org/drawingml/2006/picture">
                   <pic:nvPicPr>
-                    <pic:cNvPr id="948800846" name="Grafik 1" descr="Ein Bild, das Text, Screenshot, Software, Zahl enthält.&#10;&#10;KI-generierte Inhalte können fehlerhaft sein."/>
+                    <pic:cNvPr id="1578426827" name=""/>
                     <pic:cNvPicPr/>
                   </pic:nvPicPr>
                   <pic:blipFill>
@@ -11496,7 +9800,7 @@
                   <pic:spPr>
                     <a:xfrm>
                       <a:off x="0" y="0"/>
-                      <a:ext cx="5760720" cy="4363085"/>
+                      <a:ext cx="5760720" cy="2061210"/>
                     </a:xfrm>
                     <a:prstGeom prst="rect">
                       <a:avLst/>
@@ -11511,6 +9815,189 @@
     </w:p>
     <w:p>
       <w:pPr>
+        <w:jc w:val="both"/>
+        <w:rPr>
+          <w:lang w:val="en-US"/>
+        </w:rPr>
+      </w:pPr>
+      <w:r>
+        <w:rPr>
+          <w:lang w:val="en-US"/>
+        </w:rPr>
+        <w:t>After the download has been sent to GBIF, it will be processed by GBIF. Apscale display the status in the info box:</w:t>
+      </w:r>
+    </w:p>
+    <w:p>
+      <w:pPr>
+        <w:jc w:val="both"/>
+        <w:rPr>
+          <w:lang w:val="en-US"/>
+        </w:rPr>
+      </w:pPr>
+      <w:r>
+        <w:rPr>
+          <w:lang w:val="en-US"/>
+        </w:rPr>
+        <w:drawing>
+          <wp:inline distT="0" distB="0" distL="0" distR="0" wp14:anchorId="6A2AA220" wp14:editId="1BFB0116">
+            <wp:extent cx="5760720" cy="1490345"/>
+            <wp:effectExtent l="0" t="0" r="0" b="0"/>
+            <wp:docPr id="501463569" name="Grafik 1"/>
+            <wp:cNvGraphicFramePr>
+              <a:graphicFrameLocks xmlns:a="http://schemas.openxmlformats.org/drawingml/2006/main" noChangeAspect="1"/>
+            </wp:cNvGraphicFramePr>
+            <a:graphic xmlns:a="http://schemas.openxmlformats.org/drawingml/2006/main">
+              <a:graphicData uri="http://schemas.openxmlformats.org/drawingml/2006/picture">
+                <pic:pic xmlns:pic="http://schemas.openxmlformats.org/drawingml/2006/picture">
+                  <pic:nvPicPr>
+                    <pic:cNvPr id="501463569" name=""/>
+                    <pic:cNvPicPr/>
+                  </pic:nvPicPr>
+                  <pic:blipFill>
+                    <a:blip r:embed="rId30"/>
+                    <a:stretch>
+                      <a:fillRect/>
+                    </a:stretch>
+                  </pic:blipFill>
+                  <pic:spPr>
+                    <a:xfrm>
+                      <a:off x="0" y="0"/>
+                      <a:ext cx="5760720" cy="1490345"/>
+                    </a:xfrm>
+                    <a:prstGeom prst="rect">
+                      <a:avLst/>
+                    </a:prstGeom>
+                  </pic:spPr>
+                </pic:pic>
+              </a:graphicData>
+            </a:graphic>
+          </wp:inline>
+        </w:drawing>
+      </w:r>
+    </w:p>
+    <w:p>
+      <w:pPr>
+        <w:rPr>
+          <w:lang w:val="en-US"/>
+        </w:rPr>
+      </w:pPr>
+      <w:r>
+        <w:rPr>
+          <w:lang w:val="en-US"/>
+        </w:rPr>
+        <w:t>Once the status indicates that the download is ready, the “download and process” button will become active:</w:t>
+      </w:r>
+    </w:p>
+    <w:p>
+      <w:pPr>
+        <w:rPr>
+          <w:lang w:val="en-US"/>
+        </w:rPr>
+      </w:pPr>
+      <w:r>
+        <w:rPr>
+          <w:lang w:val="en-US"/>
+        </w:rPr>
+        <w:drawing>
+          <wp:inline distT="0" distB="0" distL="0" distR="0" wp14:anchorId="254F53B5" wp14:editId="2B9A2332">
+            <wp:extent cx="5760720" cy="1962785"/>
+            <wp:effectExtent l="0" t="0" r="0" b="0"/>
+            <wp:docPr id="1823604972" name="Grafik 1"/>
+            <wp:cNvGraphicFramePr>
+              <a:graphicFrameLocks xmlns:a="http://schemas.openxmlformats.org/drawingml/2006/main" noChangeAspect="1"/>
+            </wp:cNvGraphicFramePr>
+            <a:graphic xmlns:a="http://schemas.openxmlformats.org/drawingml/2006/main">
+              <a:graphicData uri="http://schemas.openxmlformats.org/drawingml/2006/picture">
+                <pic:pic xmlns:pic="http://schemas.openxmlformats.org/drawingml/2006/picture">
+                  <pic:nvPicPr>
+                    <pic:cNvPr id="1823604972" name=""/>
+                    <pic:cNvPicPr/>
+                  </pic:nvPicPr>
+                  <pic:blipFill>
+                    <a:blip r:embed="rId31"/>
+                    <a:stretch>
+                      <a:fillRect/>
+                    </a:stretch>
+                  </pic:blipFill>
+                  <pic:spPr>
+                    <a:xfrm>
+                      <a:off x="0" y="0"/>
+                      <a:ext cx="5760720" cy="1962785"/>
+                    </a:xfrm>
+                    <a:prstGeom prst="rect">
+                      <a:avLst/>
+                    </a:prstGeom>
+                  </pic:spPr>
+                </pic:pic>
+              </a:graphicData>
+            </a:graphic>
+          </wp:inline>
+        </w:drawing>
+      </w:r>
+    </w:p>
+    <w:p>
+      <w:pPr>
+        <w:rPr>
+          <w:lang w:val="en-US"/>
+        </w:rPr>
+      </w:pPr>
+      <w:r>
+        <w:rPr>
+          <w:lang w:val="en-US"/>
+        </w:rPr>
+        <w:t>Upon clicking “Download and process data”, Apscale will automatically download the requested data and perform the validation and save the results to the read data store. It can be inspected on the page, when the processing is finished.</w:t>
+      </w:r>
+    </w:p>
+    <w:p>
+      <w:pPr>
+        <w:rPr>
+          <w:lang w:val="en-US"/>
+        </w:rPr>
+      </w:pPr>
+      <w:r>
+        <w:rPr>
+          <w:lang w:val="en-US"/>
+        </w:rPr>
+        <w:lastRenderedPageBreak/>
+        <w:drawing>
+          <wp:inline distT="0" distB="0" distL="0" distR="0" wp14:anchorId="73B59812" wp14:editId="3A8F6731">
+            <wp:extent cx="5760720" cy="6224905"/>
+            <wp:effectExtent l="0" t="0" r="0" b="4445"/>
+            <wp:docPr id="1647555418" name="Grafik 1"/>
+            <wp:cNvGraphicFramePr>
+              <a:graphicFrameLocks xmlns:a="http://schemas.openxmlformats.org/drawingml/2006/main" noChangeAspect="1"/>
+            </wp:cNvGraphicFramePr>
+            <a:graphic xmlns:a="http://schemas.openxmlformats.org/drawingml/2006/main">
+              <a:graphicData uri="http://schemas.openxmlformats.org/drawingml/2006/picture">
+                <pic:pic xmlns:pic="http://schemas.openxmlformats.org/drawingml/2006/picture">
+                  <pic:nvPicPr>
+                    <pic:cNvPr id="1647555418" name=""/>
+                    <pic:cNvPicPr/>
+                  </pic:nvPicPr>
+                  <pic:blipFill>
+                    <a:blip r:embed="rId32"/>
+                    <a:stretch>
+                      <a:fillRect/>
+                    </a:stretch>
+                  </pic:blipFill>
+                  <pic:spPr>
+                    <a:xfrm>
+                      <a:off x="0" y="0"/>
+                      <a:ext cx="5760720" cy="6224905"/>
+                    </a:xfrm>
+                    <a:prstGeom prst="rect">
+                      <a:avLst/>
+                    </a:prstGeom>
+                  </pic:spPr>
+                </pic:pic>
+              </a:graphicData>
+            </a:graphic>
+          </wp:inline>
+        </w:drawing>
+      </w:r>
+    </w:p>
+    <w:p>
+      <w:pPr>
         <w:pStyle w:val="berschrift2"/>
         <w:numPr>
           <w:ilvl w:val="2"/>
@@ -11551,7 +10038,19 @@
         <w:rPr>
           <w:lang w:val="en-US"/>
         </w:rPr>
-        <w:t>This module will be added in version 4.2.</w:t>
+        <w:t>This module will be added in version 4.</w:t>
+      </w:r>
+      <w:r>
+        <w:rPr>
+          <w:lang w:val="en-US"/>
+        </w:rPr>
+        <w:t>3</w:t>
+      </w:r>
+      <w:r>
+        <w:rPr>
+          <w:lang w:val="en-US"/>
+        </w:rPr>
+        <w:t>.</w:t>
       </w:r>
     </w:p>
     <w:p>
@@ -11609,21 +10108,7 @@
         <w:rPr>
           <w:lang w:val="en-US"/>
         </w:rPr>
-        <w:t xml:space="preserve">The final module allows users to </w:t>
-      </w:r>
-      <w:proofErr w:type="gramStart"/>
-      <w:r>
-        <w:rPr>
-          <w:lang w:val="en-US"/>
-        </w:rPr>
-        <w:t>export</w:t>
-      </w:r>
-      <w:proofErr w:type="gramEnd"/>
-      <w:r>
-        <w:rPr>
-          <w:lang w:val="en-US"/>
-        </w:rPr>
-        <w:t xml:space="preserve"> and filter read tables. An unlimited number of filters can be applied to both sequence metadata and sample metadata. Additionally, output tables can be split based on sample metadata fields, enabling parallelized downstream analysis.</w:t>
+        <w:t>The final module allows users to export and filter read tables. An unlimited number of filters can be applied to both sequence metadata and sample metadata. Additionally, output tables can be split based on sample metadata fields, enabling parallelized downstream analysis.</w:t>
       </w:r>
     </w:p>
     <w:p>
@@ -11674,6 +10159,7 @@
       </w:pPr>
       <w:r>
         <w:rPr>
+          <w:noProof/>
           <w:lang w:val="en-US"/>
         </w:rPr>
         <w:drawing>
@@ -11692,7 +10178,7 @@
                     <pic:cNvPicPr/>
                   </pic:nvPicPr>
                   <pic:blipFill>
-                    <a:blip r:embed="rId30"/>
+                    <a:blip r:embed="rId33"/>
                     <a:stretch>
                       <a:fillRect/>
                     </a:stretch>
@@ -11725,45 +10211,18 @@
           <w:lang w:val="en-US"/>
         </w:rPr>
         <w:lastRenderedPageBreak/>
-        <w:t xml:space="preserve">In this example, the output tables will only contain samples where the Phylum matches Annelida or </w:t>
-      </w:r>
-      <w:proofErr w:type="gramStart"/>
-      <w:r>
-        <w:rPr>
-          <w:lang w:val="en-US"/>
-        </w:rPr>
-        <w:t>Arthropoda</w:t>
-      </w:r>
-      <w:proofErr w:type="gramEnd"/>
-      <w:r>
-        <w:rPr>
-          <w:lang w:val="en-US"/>
-        </w:rPr>
-        <w:t xml:space="preserve"> and the sampler is Dominik. Read tables will be split by the </w:t>
-      </w:r>
-      <w:proofErr w:type="gramStart"/>
-      <w:r>
-        <w:rPr>
-          <w:lang w:val="en-US"/>
-        </w:rPr>
-        <w:t>type</w:t>
-      </w:r>
-      <w:proofErr w:type="gramEnd"/>
-      <w:r>
-        <w:rPr>
-          <w:lang w:val="en-US"/>
-        </w:rPr>
-        <w:t xml:space="preserve"> column and include the selected sequence metadata columns.</w:t>
-      </w:r>
-    </w:p>
-    <w:p>
-      <w:pPr>
-        <w:rPr>
-          <w:lang w:val="en-US"/>
-        </w:rPr>
-      </w:pPr>
-      <w:r>
-        <w:rPr>
+        <w:t>In this example, the output tables will only contain samples where the Phylum matches Annelida or Arthropoda and the sampler is Dominik. Read tables will be split by the type column and include the selected sequence metadata columns.</w:t>
+      </w:r>
+    </w:p>
+    <w:p>
+      <w:pPr>
+        <w:rPr>
+          <w:lang w:val="en-US"/>
+        </w:rPr>
+      </w:pPr>
+      <w:r>
+        <w:rPr>
+          <w:noProof/>
           <w:lang w:val="en-US"/>
         </w:rPr>
         <w:drawing>
@@ -11782,7 +10241,7 @@
                     <pic:cNvPicPr/>
                   </pic:nvPicPr>
                   <pic:blipFill>
-                    <a:blip r:embed="rId31"/>
+                    <a:blip r:embed="rId34"/>
                     <a:stretch>
                       <a:fillRect/>
                     </a:stretch>
@@ -11813,31 +10272,18 @@
         <w:rPr>
           <w:lang w:val="en-US"/>
         </w:rPr>
-        <w:t xml:space="preserve">The output folder will contain two files </w:t>
-      </w:r>
-      <w:proofErr w:type="gramStart"/>
-      <w:r>
-        <w:rPr>
-          <w:lang w:val="en-US"/>
-        </w:rPr>
-        <w:t>(.parquet</w:t>
-      </w:r>
-      <w:proofErr w:type="gramEnd"/>
-      <w:r>
-        <w:rPr>
-          <w:lang w:val="en-US"/>
-        </w:rPr>
-        <w:t>, .csv) for sequences as well as the sequence groups.</w:t>
-      </w:r>
-    </w:p>
-    <w:p>
-      <w:pPr>
-        <w:rPr>
-          <w:lang w:val="en-US"/>
-        </w:rPr>
-      </w:pPr>
-      <w:r>
-        <w:rPr>
+        <w:t>The output folder will contain two files (.parquet, .csv) for sequences as well as the sequence groups.</w:t>
+      </w:r>
+    </w:p>
+    <w:p>
+      <w:pPr>
+        <w:rPr>
+          <w:lang w:val="en-US"/>
+        </w:rPr>
+      </w:pPr>
+      <w:r>
+        <w:rPr>
+          <w:noProof/>
           <w:lang w:val="en-US"/>
         </w:rPr>
         <w:drawing>
@@ -11856,7 +10302,7 @@
                     <pic:cNvPicPr/>
                   </pic:nvPicPr>
                   <pic:blipFill>
-                    <a:blip r:embed="rId32"/>
+                    <a:blip r:embed="rId35"/>
                     <a:stretch>
                       <a:fillRect/>
                     </a:stretch>
@@ -11883,28 +10329,23 @@
           <w:lang w:val="en-US"/>
         </w:rPr>
       </w:pPr>
-      <w:proofErr w:type="spellStart"/>
-      <w:r>
-        <w:rPr>
-          <w:lang w:val="en-US"/>
-        </w:rPr>
-        <w:t>Apscale</w:t>
-      </w:r>
-      <w:proofErr w:type="spellEnd"/>
-      <w:r>
-        <w:rPr>
-          <w:lang w:val="en-US"/>
-        </w:rPr>
-        <w:t xml:space="preserve"> will create a log with the selected filters and one folder per “type” as the data is split by forest and river.</w:t>
-      </w:r>
-    </w:p>
-    <w:p>
-      <w:pPr>
-        <w:rPr>
-          <w:lang w:val="en-US"/>
-        </w:rPr>
-      </w:pPr>
-      <w:r>
+      <w:r>
+        <w:rPr>
+          <w:lang w:val="en-US"/>
+        </w:rPr>
+        <w:t>Apscale will create a log with the selected filters and one folder per “type” as the data is split by forest and river.</w:t>
+      </w:r>
+    </w:p>
+    <w:p>
+      <w:pPr>
+        <w:rPr>
+          <w:lang w:val="en-US"/>
+        </w:rPr>
+      </w:pPr>
+      <w:r>
+        <w:rPr>
+          <w:noProof/>
+        </w:rPr>
         <w:drawing>
           <wp:inline distT="0" distB="0" distL="0" distR="0" wp14:anchorId="338B1D12" wp14:editId="4B8B1624">
             <wp:extent cx="5760720" cy="3740150"/>
@@ -11923,7 +10364,7 @@
                     </pic:cNvPicPr>
                   </pic:nvPicPr>
                   <pic:blipFill>
-                    <a:blip r:embed="rId33">
+                    <a:blip r:embed="rId36">
                       <a:extLst>
                         <a:ext uri="{28A0092B-C50C-407E-A947-70E740481C1C}">
                           <a14:useLocalDpi xmlns:a14="http://schemas.microsoft.com/office/drawing/2010/main" val="0"/>
@@ -11963,7 +10404,7 @@
       </w:pPr>
     </w:p>
     <w:sectPr>
-      <w:footerReference w:type="default" r:id="rId34"/>
+      <w:footerReference w:type="default" r:id="rId37"/>
       <w:pgSz w:w="11906" w:h="16838"/>
       <w:pgMar w:top="1417" w:right="1417" w:bottom="1134" w:left="1417" w:header="708" w:footer="708" w:gutter="0"/>
       <w:cols w:space="708"/>
